--- a/Lesson_10_Passive_Voice.docx
+++ b/Lesson_10_Passive_Voice.docx
@@ -225,7 +225,6 @@
       <w:tblPr>
         <w:tblStyle w:val="Table"/>
         <w:tblW w:type="pct" w:w="5000"/>
-        <w:jc w:val="left"/>
         <w:tblLayout w:type="fixed"/>
         <w:tblLook w:firstRow="1" w:lastRow="0" w:firstColumn="0" w:lastColumn="0" w:noHBand="0" w:noVBand="0" w:val="0020"/>
       </w:tblPr>
@@ -244,7 +243,6 @@
           <w:p>
             <w:pPr>
               <w:pStyle w:val="Compact"/>
-              <w:jc w:val="left"/>
             </w:pPr>
             <w:r>
               <w:t xml:space="preserve">#</w:t>
@@ -256,7 +254,6 @@
           <w:p>
             <w:pPr>
               <w:pStyle w:val="Compact"/>
-              <w:jc w:val="left"/>
             </w:pPr>
             <w:r>
               <w:t xml:space="preserve">Question</w:t>
@@ -268,7 +265,6 @@
           <w:p>
             <w:pPr>
               <w:pStyle w:val="Compact"/>
-              <w:jc w:val="left"/>
             </w:pPr>
             <w:r>
               <w:t xml:space="preserve">Expected answer</w:t>
@@ -280,7 +276,6 @@
           <w:p>
             <w:pPr>
               <w:pStyle w:val="Compact"/>
-              <w:jc w:val="left"/>
             </w:pPr>
             <w:r>
               <w:t xml:space="preserve">Syriac</w:t>
@@ -294,7 +289,6 @@
           <w:p>
             <w:pPr>
               <w:pStyle w:val="Compact"/>
-              <w:jc w:val="left"/>
             </w:pPr>
             <w:r>
               <w:t xml:space="preserve">1</w:t>
@@ -306,7 +300,6 @@
           <w:p>
             <w:pPr>
               <w:pStyle w:val="Compact"/>
-              <w:jc w:val="left"/>
             </w:pPr>
             <w:r>
               <w:t xml:space="preserve">Give the Peal imperative m.sg. of</w:t>
@@ -334,7 +327,6 @@
           <w:p>
             <w:pPr>
               <w:pStyle w:val="Compact"/>
-              <w:jc w:val="left"/>
             </w:pPr>
             <w:r>
               <w:rPr>
@@ -356,7 +348,6 @@
           <w:p>
             <w:pPr>
               <w:pStyle w:val="Compact"/>
-              <w:jc w:val="left"/>
             </w:pPr>
             <w:r>
               <w:t xml:space="preserve">ܐܙܠ</w:t>
@@ -370,7 +361,6 @@
           <w:p>
             <w:pPr>
               <w:pStyle w:val="Compact"/>
-              <w:jc w:val="left"/>
             </w:pPr>
             <w:r>
               <w:t xml:space="preserve">2</w:t>
@@ -382,7 +372,6 @@
           <w:p>
             <w:pPr>
               <w:pStyle w:val="Compact"/>
-              <w:jc w:val="left"/>
             </w:pPr>
             <w:r>
               <w:t xml:space="preserve">How do you say</w:t>
@@ -391,13 +380,7 @@
               <w:t xml:space="preserve"> </w:t>
             </w:r>
             <w:r>
-              <w:t xml:space="preserve">“</w:t>
-            </w:r>
-            <w:r>
-              <w:t xml:space="preserve">Do not kill!</w:t>
-            </w:r>
-            <w:r>
-              <w:t xml:space="preserve">”</w:t>
+              <w:t xml:space="preserve">“Do not kill!”</w:t>
             </w:r>
             <w:r>
               <w:t xml:space="preserve"> </w:t>
@@ -412,7 +395,6 @@
           <w:p>
             <w:pPr>
               <w:pStyle w:val="Compact"/>
-              <w:jc w:val="left"/>
             </w:pPr>
             <w:r>
               <w:rPr>
@@ -428,7 +410,6 @@
           <w:p>
             <w:pPr>
               <w:pStyle w:val="Compact"/>
-              <w:jc w:val="left"/>
             </w:pPr>
             <w:r>
               <w:t xml:space="preserve">ܠܐ ܬܩܛܠܘܢ</w:t>
@@ -442,7 +423,6 @@
           <w:p>
             <w:pPr>
               <w:pStyle w:val="Compact"/>
-              <w:jc w:val="left"/>
             </w:pPr>
             <w:r>
               <w:t xml:space="preserve">3</w:t>
@@ -454,7 +434,6 @@
           <w:p>
             <w:pPr>
               <w:pStyle w:val="Compact"/>
-              <w:jc w:val="left"/>
             </w:pPr>
             <w:r>
               <w:t xml:space="preserve">What is the Peal infinitive of</w:t>
@@ -482,7 +461,6 @@
           <w:p>
             <w:pPr>
               <w:pStyle w:val="Compact"/>
-              <w:jc w:val="left"/>
             </w:pPr>
             <w:r>
               <w:rPr>
@@ -498,7 +476,6 @@
           <w:p>
             <w:pPr>
               <w:pStyle w:val="Compact"/>
-              <w:jc w:val="left"/>
             </w:pPr>
             <w:r>
               <w:t xml:space="preserve">ܡܩܛܠ</w:t>
@@ -512,7 +489,6 @@
           <w:p>
             <w:pPr>
               <w:pStyle w:val="Compact"/>
-              <w:jc w:val="left"/>
             </w:pPr>
             <w:r>
               <w:t xml:space="preserve">4</w:t>
@@ -524,7 +500,6 @@
           <w:p>
             <w:pPr>
               <w:pStyle w:val="Compact"/>
-              <w:jc w:val="left"/>
             </w:pPr>
             <w:r>
               <w:t xml:space="preserve">Translate:</w:t>
@@ -549,7 +524,6 @@
           <w:p>
             <w:pPr>
               <w:pStyle w:val="Compact"/>
-              <w:jc w:val="left"/>
             </w:pPr>
             <w:r>
               <w:t xml:space="preserve">He began to hear.</w:t>
@@ -561,7 +535,6 @@
           <w:p>
             <w:pPr>
               <w:pStyle w:val="Compact"/>
-              <w:jc w:val="left"/>
             </w:pPr>
             <w:r>
               <w:t xml:space="preserve">ܫܪܝ ܠܡܫܡܥ</w:t>
@@ -575,7 +548,6 @@
           <w:p>
             <w:pPr>
               <w:pStyle w:val="Compact"/>
-              <w:jc w:val="left"/>
             </w:pPr>
             <w:r>
               <w:t xml:space="preserve">5</w:t>
@@ -587,7 +559,6 @@
           <w:p>
             <w:pPr>
               <w:pStyle w:val="Compact"/>
-              <w:jc w:val="left"/>
             </w:pPr>
             <w:r>
               <w:t xml:space="preserve">What does</w:t>
@@ -615,7 +586,6 @@
           <w:p>
             <w:pPr>
               <w:pStyle w:val="Compact"/>
-              <w:jc w:val="left"/>
             </w:pPr>
             <w:r>
               <w:t xml:space="preserve">commandment, command (noun from</w:t>
@@ -640,7 +610,6 @@
           <w:p>
             <w:pPr>
               <w:pStyle w:val="Compact"/>
-              <w:jc w:val="left"/>
             </w:pPr>
             <w:r>
               <w:t xml:space="preserve">ܦܘܩܕܢܐ</w:t>
@@ -688,13 +657,7 @@
         <w:t xml:space="preserve"> </w:t>
       </w:r>
       <w:r>
-        <w:t xml:space="preserve">‘</w:t>
-      </w:r>
-      <w:r>
-        <w:t xml:space="preserve">is killed</w:t>
-      </w:r>
-      <w:r>
-        <w:t xml:space="preserve">’</w:t>
+        <w:t xml:space="preserve">‘is killed’</w:t>
       </w:r>
       <w:r>
         <w:t xml:space="preserve">,</w:t>
@@ -703,13 +666,7 @@
         <w:t xml:space="preserve"> </w:t>
       </w:r>
       <w:r>
-        <w:t xml:space="preserve">‘</w:t>
-      </w:r>
-      <w:r>
-        <w:t xml:space="preserve">was written</w:t>
-      </w:r>
-      <w:r>
-        <w:t xml:space="preserve">’</w:t>
+        <w:t xml:space="preserve">‘was written’</w:t>
       </w:r>
       <w:r>
         <w:t xml:space="preserve">) but by a separate,</w:t>
@@ -914,7 +871,6 @@
       <w:tblPr>
         <w:tblStyle w:val="Table"/>
         <w:tblW w:type="pct" w:w="4872"/>
-        <w:jc w:val="left"/>
         <w:tblLayout w:type="fixed"/>
         <w:tblLook w:firstRow="1" w:lastRow="0" w:firstColumn="0" w:lastColumn="0" w:noHBand="0" w:noVBand="0" w:val="0020"/>
       </w:tblPr>
@@ -1064,13 +1020,7 @@
               <w:t xml:space="preserve"> </w:t>
             </w:r>
             <w:r>
-              <w:t xml:space="preserve">‘</w:t>
-            </w:r>
-            <w:r>
-              <w:t xml:space="preserve">to be killed</w:t>
-            </w:r>
-            <w:r>
-              <w:t xml:space="preserve">’</w:t>
+              <w:t xml:space="preserve">‘to be killed’</w:t>
             </w:r>
             <w:r>
               <w:t xml:space="preserve">,</w:t>
@@ -1079,13 +1029,7 @@
               <w:t xml:space="preserve"> </w:t>
             </w:r>
             <w:r>
-              <w:t xml:space="preserve">‘</w:t>
-            </w:r>
-            <w:r>
-              <w:t xml:space="preserve">to wash oneself</w:t>
-            </w:r>
-            <w:r>
-              <w:t xml:space="preserve">’</w:t>
+              <w:t xml:space="preserve">‘to wash oneself’</w:t>
             </w:r>
           </w:p>
         </w:tc>
@@ -1147,13 +1091,7 @@
               <w:t xml:space="preserve"> </w:t>
             </w:r>
             <w:r>
-              <w:t xml:space="preserve">‘</w:t>
-            </w:r>
-            <w:r>
-              <w:t xml:space="preserve">to be blessed</w:t>
-            </w:r>
-            <w:r>
-              <w:t xml:space="preserve">’</w:t>
+              <w:t xml:space="preserve">‘to be blessed’</w:t>
             </w:r>
             <w:r>
               <w:t xml:space="preserve">,</w:t>
@@ -1162,13 +1100,7 @@
               <w:t xml:space="preserve"> </w:t>
             </w:r>
             <w:r>
-              <w:t xml:space="preserve">‘</w:t>
-            </w:r>
-            <w:r>
-              <w:t xml:space="preserve">to be sanctified</w:t>
-            </w:r>
-            <w:r>
-              <w:t xml:space="preserve">’</w:t>
+              <w:t xml:space="preserve">‘to be sanctified’</w:t>
             </w:r>
           </w:p>
         </w:tc>
@@ -1230,19 +1162,13 @@
               <w:t xml:space="preserve"> </w:t>
             </w:r>
             <w:r>
-              <w:t xml:space="preserve">‘</w:t>
-            </w:r>
-            <w:r>
-              <w:t xml:space="preserve">to be</w:t>
-            </w:r>
-            <w:r>
-              <w:t xml:space="preserve"> </w:t>
-            </w:r>
-            <w:r>
-              <w:t xml:space="preserve">saved</w:t>
-            </w:r>
-            <w:r>
-              <w:t xml:space="preserve">’</w:t>
+              <w:t xml:space="preserve">‘to be</w:t>
+            </w:r>
+            <w:r>
+              <w:t xml:space="preserve"> </w:t>
+            </w:r>
+            <w:r>
+              <w:t xml:space="preserve">saved’</w:t>
             </w:r>
             <w:r>
               <w:t xml:space="preserve">,</w:t>
@@ -1251,13 +1177,7 @@
               <w:t xml:space="preserve"> </w:t>
             </w:r>
             <w:r>
-              <w:t xml:space="preserve">‘</w:t>
-            </w:r>
-            <w:r>
-              <w:t xml:space="preserve">to be sent</w:t>
-            </w:r>
-            <w:r>
-              <w:t xml:space="preserve">’</w:t>
+              <w:t xml:space="preserve">‘to be sent’</w:t>
             </w:r>
           </w:p>
         </w:tc>
@@ -1468,13 +1388,7 @@
         <w:t xml:space="preserve"> </w:t>
       </w:r>
       <w:r>
-        <w:t xml:space="preserve">‘</w:t>
-      </w:r>
-      <w:r>
-        <w:t xml:space="preserve">he was killed</w:t>
-      </w:r>
-      <w:r>
-        <w:t xml:space="preserve">’</w:t>
+        <w:t xml:space="preserve">‘he was killed’</w:t>
       </w:r>
       <w:r>
         <w:t xml:space="preserve">; Participle:</w:t>
@@ -1499,13 +1413,7 @@
         <w:t xml:space="preserve"> </w:t>
       </w:r>
       <w:r>
-        <w:t xml:space="preserve">‘</w:t>
-      </w:r>
-      <w:r>
-        <w:t xml:space="preserve">being killed</w:t>
-      </w:r>
-      <w:r>
-        <w:t xml:space="preserve">’</w:t>
+        <w:t xml:space="preserve">‘being killed’</w:t>
       </w:r>
     </w:p>
     <w:p>
@@ -1606,13 +1514,7 @@
         <w:t xml:space="preserve"> </w:t>
       </w:r>
       <w:r>
-        <w:t xml:space="preserve">‘</w:t>
-      </w:r>
-      <w:r>
-        <w:t xml:space="preserve">it was heard</w:t>
-      </w:r>
-      <w:r>
-        <w:t xml:space="preserve">’</w:t>
+        <w:t xml:space="preserve">‘it was heard’</w:t>
       </w:r>
       <w:r>
         <w:t xml:space="preserve">; similarly ʾet-zʿaq →</w:t>
@@ -1749,7 +1651,6 @@
       <w:tblPr>
         <w:tblStyle w:val="Table"/>
         <w:tblW w:type="pct" w:w="4886"/>
-        <w:jc w:val="left"/>
         <w:tblLayout w:type="fixed"/>
         <w:tblLook w:firstRow="1" w:lastRow="0" w:firstColumn="0" w:lastColumn="0" w:noHBand="0" w:noVBand="0" w:val="0020"/>
       </w:tblPr>
@@ -2387,7 +2288,6 @@
       <w:tblPr>
         <w:tblStyle w:val="Table"/>
         <w:tblW w:type="pct" w:w="4881"/>
-        <w:jc w:val="left"/>
         <w:tblLayout w:type="fixed"/>
         <w:tblLook w:firstRow="1" w:lastRow="0" w:firstColumn="0" w:lastColumn="0" w:noHBand="0" w:noVBand="0" w:val="0020"/>
       </w:tblPr>
@@ -2765,13 +2665,7 @@
         <w:t xml:space="preserve">adds the causative meaning (</w:t>
       </w:r>
       <w:r>
-        <w:t xml:space="preserve">‘</w:t>
-      </w:r>
-      <w:r>
-        <w:t xml:space="preserve">to cause to X</w:t>
-      </w:r>
-      <w:r>
-        <w:t xml:space="preserve">’</w:t>
+        <w:t xml:space="preserve">‘to cause to X’</w:t>
       </w:r>
       <w:r>
         <w:t xml:space="preserve">), the Ettaphal means</w:t>
@@ -2784,21 +2678,7 @@
           <w:b/>
           <w:bCs/>
         </w:rPr>
-        <w:t xml:space="preserve">‘</w:t>
-      </w:r>
-      <w:r>
-        <w:rPr>
-          <w:b/>
-          <w:bCs/>
-        </w:rPr>
-        <w:t xml:space="preserve">to be caused to X</w:t>
-      </w:r>
-      <w:r>
-        <w:rPr>
-          <w:b/>
-          <w:bCs/>
-        </w:rPr>
-        <w:t xml:space="preserve">’</w:t>
+        <w:t xml:space="preserve">‘to be caused to X’</w:t>
       </w:r>
       <w:r>
         <w:t xml:space="preserve"> </w:t>
@@ -2810,13 +2690,7 @@
         <w:t xml:space="preserve"> </w:t>
       </w:r>
       <w:r>
-        <w:t xml:space="preserve">‘</w:t>
-      </w:r>
-      <w:r>
-        <w:t xml:space="preserve">to be saved</w:t>
-      </w:r>
-      <w:r>
-        <w:t xml:space="preserve">’</w:t>
+        <w:t xml:space="preserve">‘to be saved’</w:t>
       </w:r>
       <w:r>
         <w:t xml:space="preserve"> </w:t>
@@ -2828,13 +2702,7 @@
         <w:t xml:space="preserve"> </w:t>
       </w:r>
       <w:r>
-        <w:t xml:space="preserve">‘</w:t>
-      </w:r>
-      <w:r>
-        <w:t xml:space="preserve">to save</w:t>
-      </w:r>
-      <w:r>
-        <w:t xml:space="preserve">’</w:t>
+        <w:t xml:space="preserve">‘to save’</w:t>
       </w:r>
       <w:r>
         <w:t xml:space="preserve">),</w:t>
@@ -2843,13 +2711,7 @@
         <w:t xml:space="preserve"> </w:t>
       </w:r>
       <w:r>
-        <w:t xml:space="preserve">‘</w:t>
-      </w:r>
-      <w:r>
-        <w:t xml:space="preserve">to be sent</w:t>
-      </w:r>
-      <w:r>
-        <w:t xml:space="preserve">’</w:t>
+        <w:t xml:space="preserve">‘to be sent’</w:t>
       </w:r>
       <w:r>
         <w:t xml:space="preserve"> </w:t>
@@ -2861,13 +2723,7 @@
         <w:t xml:space="preserve"> </w:t>
       </w:r>
       <w:r>
-        <w:t xml:space="preserve">‘</w:t>
-      </w:r>
-      <w:r>
-        <w:t xml:space="preserve">to send</w:t>
-      </w:r>
-      <w:r>
-        <w:t xml:space="preserve">’</w:t>
+        <w:t xml:space="preserve">‘to send’</w:t>
       </w:r>
       <w:r>
         <w:t xml:space="preserve">).</w:t>
@@ -2910,13 +2766,7 @@
         <w:t xml:space="preserve"> </w:t>
       </w:r>
       <w:r>
-        <w:t xml:space="preserve">‘</w:t>
-      </w:r>
-      <w:r>
-        <w:t xml:space="preserve">he was saved / given life</w:t>
-      </w:r>
-      <w:r>
-        <w:t xml:space="preserve">’</w:t>
+        <w:t xml:space="preserve">‘he was saved / given life’</w:t>
       </w:r>
     </w:p>
     <w:p>
@@ -2956,13 +2806,7 @@
         <w:t xml:space="preserve"> </w:t>
       </w:r>
       <w:r>
-        <w:t xml:space="preserve">‘</w:t>
-      </w:r>
-      <w:r>
-        <w:t xml:space="preserve">he was taught</w:t>
-      </w:r>
-      <w:r>
-        <w:t xml:space="preserve">’</w:t>
+        <w:t xml:space="preserve">‘he was taught’</w:t>
       </w:r>
     </w:p>
     <w:p>
@@ -3002,13 +2846,7 @@
         <w:t xml:space="preserve"> </w:t>
       </w:r>
       <w:r>
-        <w:t xml:space="preserve">‘</w:t>
-      </w:r>
-      <w:r>
-        <w:t xml:space="preserve">he was raised up</w:t>
-      </w:r>
-      <w:r>
-        <w:t xml:space="preserve">’</w:t>
+        <w:t xml:space="preserve">‘he was raised up’</w:t>
       </w:r>
     </w:p>
     <w:p>
@@ -3042,13 +2880,7 @@
         <w:t xml:space="preserve"> </w:t>
       </w:r>
       <w:r>
-        <w:t xml:space="preserve">‘</w:t>
-      </w:r>
-      <w:r>
-        <w:t xml:space="preserve">send</w:t>
-      </w:r>
-      <w:r>
-        <w:t xml:space="preserve">’</w:t>
+        <w:t xml:space="preserve">‘send’</w:t>
       </w:r>
       <w:r>
         <w:t xml:space="preserve"> </w:t>
@@ -3074,7 +2906,6 @@
       <w:tblPr>
         <w:tblStyle w:val="Table"/>
         <w:tblW w:type="pct" w:w="4880"/>
-        <w:jc w:val="left"/>
         <w:tblLayout w:type="fixed"/>
         <w:tblLook w:firstRow="1" w:lastRow="0" w:firstColumn="0" w:lastColumn="0" w:noHBand="0" w:noVBand="0" w:val="0020"/>
       </w:tblPr>
@@ -3093,7 +2924,6 @@
           <w:p>
             <w:pPr>
               <w:pStyle w:val="Compact"/>
-              <w:jc w:val="left"/>
             </w:pPr>
             <w:r>
               <w:rPr>
@@ -3159,7 +2989,6 @@
           <w:p>
             <w:pPr>
               <w:pStyle w:val="Compact"/>
-              <w:jc w:val="left"/>
             </w:pPr>
             <w:r>
               <w:t xml:space="preserve">3msg</w:t>
@@ -3205,7 +3034,6 @@
           <w:p>
             <w:pPr>
               <w:pStyle w:val="Compact"/>
-              <w:jc w:val="left"/>
             </w:pPr>
             <w:r>
               <w:t xml:space="preserve">3fsg</w:t>
@@ -3251,7 +3079,6 @@
           <w:p>
             <w:pPr>
               <w:pStyle w:val="Compact"/>
-              <w:jc w:val="left"/>
             </w:pPr>
             <w:r>
               <w:t xml:space="preserve">2msg</w:t>
@@ -3307,7 +3134,6 @@
           <w:p>
             <w:pPr>
               <w:pStyle w:val="Compact"/>
-              <w:jc w:val="left"/>
             </w:pPr>
             <w:r>
               <w:t xml:space="preserve">1sg</w:t>
@@ -3353,7 +3179,6 @@
           <w:p>
             <w:pPr>
               <w:pStyle w:val="Compact"/>
-              <w:jc w:val="left"/>
             </w:pPr>
             <w:r>
               <w:t xml:space="preserve">3mpl</w:t>
@@ -3409,7 +3234,6 @@
           <w:p>
             <w:pPr>
               <w:pStyle w:val="Compact"/>
-              <w:jc w:val="left"/>
             </w:pPr>
             <w:r>
               <w:t xml:space="preserve">1pl</w:t>
@@ -3511,13 +3335,7 @@
         <w:t xml:space="preserve">often carries intensive meaning (</w:t>
       </w:r>
       <w:r>
-        <w:t xml:space="preserve">‘</w:t>
-      </w:r>
-      <w:r>
-        <w:t xml:space="preserve">to bless greatly</w:t>
-      </w:r>
-      <w:r>
-        <w:t xml:space="preserve">’</w:t>
+        <w:t xml:space="preserve">‘to bless greatly’</w:t>
       </w:r>
       <w:r>
         <w:t xml:space="preserve">,</w:t>
@@ -3526,13 +3344,7 @@
         <w:t xml:space="preserve"> </w:t>
       </w:r>
       <w:r>
-        <w:t xml:space="preserve">‘</w:t>
-      </w:r>
-      <w:r>
-        <w:t xml:space="preserve">to teach</w:t>
-      </w:r>
-      <w:r>
-        <w:t xml:space="preserve">’</w:t>
+        <w:t xml:space="preserve">‘to teach’</w:t>
       </w:r>
       <w:r>
         <w:t xml:space="preserve">),</w:t>
@@ -3551,21 +3363,7 @@
           <w:b/>
           <w:bCs/>
         </w:rPr>
-        <w:t xml:space="preserve">‘</w:t>
-      </w:r>
-      <w:r>
-        <w:rPr>
-          <w:b/>
-          <w:bCs/>
-        </w:rPr>
-        <w:t xml:space="preserve">to be blessed</w:t>
-      </w:r>
-      <w:r>
-        <w:rPr>
-          <w:b/>
-          <w:bCs/>
-        </w:rPr>
-        <w:t xml:space="preserve">’</w:t>
+        <w:t xml:space="preserve">‘to be blessed’</w:t>
       </w:r>
       <w:r>
         <w:rPr>
@@ -3586,21 +3384,7 @@
           <w:b/>
           <w:bCs/>
         </w:rPr>
-        <w:t xml:space="preserve">‘</w:t>
-      </w:r>
-      <w:r>
-        <w:rPr>
-          <w:b/>
-          <w:bCs/>
-        </w:rPr>
-        <w:t xml:space="preserve">to be taught</w:t>
-      </w:r>
-      <w:r>
-        <w:rPr>
-          <w:b/>
-          <w:bCs/>
-        </w:rPr>
-        <w:t xml:space="preserve">’</w:t>
+        <w:t xml:space="preserve">‘to be taught’</w:t>
       </w:r>
       <w:r>
         <w:rPr>
@@ -3621,47 +3405,27 @@
           <w:b/>
           <w:bCs/>
         </w:rPr>
-        <w:t xml:space="preserve">‘</w:t>
+        <w:t xml:space="preserve">‘to be</w:t>
       </w:r>
       <w:r>
         <w:rPr>
           <w:b/>
           <w:bCs/>
         </w:rPr>
-        <w:t xml:space="preserve">to be</w:t>
+        <w:t xml:space="preserve"> </w:t>
       </w:r>
       <w:r>
         <w:rPr>
           <w:b/>
           <w:bCs/>
         </w:rPr>
-        <w:t xml:space="preserve"> </w:t>
-      </w:r>
-      <w:r>
-        <w:rPr>
-          <w:b/>
-          <w:bCs/>
-        </w:rPr>
-        <w:t xml:space="preserve">sanctified</w:t>
-      </w:r>
-      <w:r>
-        <w:rPr>
-          <w:b/>
-          <w:bCs/>
-        </w:rPr>
-        <w:t xml:space="preserve">’</w:t>
+        <w:t xml:space="preserve">sanctified’</w:t>
       </w:r>
       <w:r>
         <w:t xml:space="preserve">. It can also be reflexive (</w:t>
       </w:r>
       <w:r>
-        <w:t xml:space="preserve">‘</w:t>
-      </w:r>
-      <w:r>
-        <w:t xml:space="preserve">to sanctify oneself</w:t>
-      </w:r>
-      <w:r>
-        <w:t xml:space="preserve">’</w:t>
+        <w:t xml:space="preserve">‘to sanctify oneself’</w:t>
       </w:r>
       <w:r>
         <w:t xml:space="preserve">).</w:t>
@@ -3704,13 +3468,7 @@
         <w:t xml:space="preserve"> </w:t>
       </w:r>
       <w:r>
-        <w:t xml:space="preserve">‘</w:t>
-      </w:r>
-      <w:r>
-        <w:t xml:space="preserve">he was blessed</w:t>
-      </w:r>
-      <w:r>
-        <w:t xml:space="preserve">’</w:t>
+        <w:t xml:space="preserve">‘he was blessed’</w:t>
       </w:r>
     </w:p>
     <w:p>
@@ -3750,13 +3508,7 @@
         <w:t xml:space="preserve"> </w:t>
       </w:r>
       <w:r>
-        <w:t xml:space="preserve">‘</w:t>
-      </w:r>
-      <w:r>
-        <w:t xml:space="preserve">he was taught / he learned</w:t>
-      </w:r>
-      <w:r>
-        <w:t xml:space="preserve">’</w:t>
+        <w:t xml:space="preserve">‘he was taught / he learned’</w:t>
       </w:r>
     </w:p>
     <w:p>
@@ -3796,19 +3548,13 @@
         <w:t xml:space="preserve"> </w:t>
       </w:r>
       <w:r>
-        <w:t xml:space="preserve">‘</w:t>
-      </w:r>
-      <w:r>
-        <w:t xml:space="preserve">he was sanctified / he sanctified</w:t>
-      </w:r>
-      <w:r>
-        <w:t xml:space="preserve"> </w:t>
-      </w:r>
-      <w:r>
-        <w:t xml:space="preserve">himself</w:t>
-      </w:r>
-      <w:r>
-        <w:t xml:space="preserve">’</w:t>
+        <w:t xml:space="preserve">‘he was sanctified / he sanctified</w:t>
+      </w:r>
+      <w:r>
+        <w:t xml:space="preserve"> </w:t>
+      </w:r>
+      <w:r>
+        <w:t xml:space="preserve">himself’</w:t>
       </w:r>
     </w:p>
     <w:p>
@@ -3827,7 +3573,6 @@
       <w:tblPr>
         <w:tblStyle w:val="Table"/>
         <w:tblW w:type="pct" w:w="4880"/>
-        <w:jc w:val="left"/>
         <w:tblLayout w:type="fixed"/>
         <w:tblLook w:firstRow="1" w:lastRow="0" w:firstColumn="0" w:lastColumn="0" w:noHBand="0" w:noVBand="0" w:val="0020"/>
       </w:tblPr>
@@ -3846,7 +3591,6 @@
           <w:p>
             <w:pPr>
               <w:pStyle w:val="Compact"/>
-              <w:jc w:val="left"/>
             </w:pPr>
             <w:r>
               <w:rPr>
@@ -3912,7 +3656,6 @@
           <w:p>
             <w:pPr>
               <w:pStyle w:val="Compact"/>
-              <w:jc w:val="left"/>
             </w:pPr>
             <w:r>
               <w:t xml:space="preserve">3msg</w:t>
@@ -3962,7 +3705,6 @@
           <w:p>
             <w:pPr>
               <w:pStyle w:val="Compact"/>
-              <w:jc w:val="left"/>
             </w:pPr>
             <w:r>
               <w:t xml:space="preserve">3fsg</w:t>
@@ -4012,7 +3754,6 @@
           <w:p>
             <w:pPr>
               <w:pStyle w:val="Compact"/>
-              <w:jc w:val="left"/>
             </w:pPr>
             <w:r>
               <w:t xml:space="preserve">2msg</w:t>
@@ -4068,7 +3809,6 @@
           <w:p>
             <w:pPr>
               <w:pStyle w:val="Compact"/>
-              <w:jc w:val="left"/>
             </w:pPr>
             <w:r>
               <w:t xml:space="preserve">1sg</w:t>
@@ -4114,7 +3854,6 @@
           <w:p>
             <w:pPr>
               <w:pStyle w:val="Compact"/>
-              <w:jc w:val="left"/>
             </w:pPr>
             <w:r>
               <w:t xml:space="preserve">3mpl</w:t>
@@ -4164,7 +3903,6 @@
           <w:p>
             <w:pPr>
               <w:pStyle w:val="Compact"/>
-              <w:jc w:val="left"/>
             </w:pPr>
             <w:r>
               <w:t xml:space="preserve">1pl</w:t>
@@ -4277,13 +4015,7 @@
         <w:t xml:space="preserve"> </w:t>
       </w:r>
       <w:r>
-        <w:t xml:space="preserve">‘</w:t>
-      </w:r>
-      <w:r>
-        <w:t xml:space="preserve">written</w:t>
-      </w:r>
-      <w:r>
-        <w:t xml:space="preserve">’</w:t>
+        <w:t xml:space="preserve">‘written’</w:t>
       </w:r>
       <w:r>
         <w:t xml:space="preserve"> </w:t>
@@ -4295,13 +4027,7 @@
         <w:t xml:space="preserve"> </w:t>
       </w:r>
       <w:r>
-        <w:t xml:space="preserve">‘</w:t>
-      </w:r>
-      <w:r>
-        <w:t xml:space="preserve">killed</w:t>
-      </w:r>
-      <w:r>
-        <w:t xml:space="preserve">’</w:t>
+        <w:t xml:space="preserve">‘killed’</w:t>
       </w:r>
       <w:r>
         <w:t xml:space="preserve"> </w:t>
@@ -4313,13 +4039,7 @@
         <w:t xml:space="preserve"> </w:t>
       </w:r>
       <w:r>
-        <w:t xml:space="preserve">‘</w:t>
-      </w:r>
-      <w:r>
-        <w:t xml:space="preserve">bound</w:t>
-      </w:r>
-      <w:r>
-        <w:t xml:space="preserve">’</w:t>
+        <w:t xml:space="preserve">‘bound’</w:t>
       </w:r>
       <w:r>
         <w:t xml:space="preserve"> </w:t>
@@ -4404,13 +4124,7 @@
         <w:t xml:space="preserve"> </w:t>
       </w:r>
       <w:r>
-        <w:t xml:space="preserve">‘</w:t>
-      </w:r>
-      <w:r>
-        <w:t xml:space="preserve">the man is killed / the killed man</w:t>
-      </w:r>
-      <w:r>
-        <w:t xml:space="preserve">’</w:t>
+        <w:t xml:space="preserve">‘the man is killed / the killed man’</w:t>
       </w:r>
       <w:r>
         <w:t xml:space="preserve">.</w:t>
@@ -4454,13 +4168,7 @@
         <w:t xml:space="preserve"> </w:t>
       </w:r>
       <w:r>
-        <w:t xml:space="preserve">‘</w:t>
-      </w:r>
-      <w:r>
-        <w:t xml:space="preserve">killed</w:t>
-      </w:r>
-      <w:r>
-        <w:t xml:space="preserve">’</w:t>
+        <w:t xml:space="preserve">‘killed’</w:t>
       </w:r>
       <w:r>
         <w:t xml:space="preserve">, مَكْتُوب maktūb</w:t>
@@ -4469,13 +4177,7 @@
         <w:t xml:space="preserve"> </w:t>
       </w:r>
       <w:r>
-        <w:t xml:space="preserve">‘</w:t>
-      </w:r>
-      <w:r>
-        <w:t xml:space="preserve">written</w:t>
-      </w:r>
-      <w:r>
-        <w:t xml:space="preserve">’</w:t>
+        <w:t xml:space="preserve">‘written’</w:t>
       </w:r>
       <w:r>
         <w:t xml:space="preserve">. The</w:t>
@@ -4522,7 +4224,6 @@
       <w:tblPr>
         <w:tblStyle w:val="Table"/>
         <w:tblW w:type="pct" w:w="4886"/>
-        <w:jc w:val="left"/>
         <w:tblLayout w:type="fixed"/>
         <w:tblLook w:firstRow="1" w:lastRow="0" w:firstColumn="0" w:lastColumn="0" w:noHBand="0" w:noVBand="0" w:val="0020"/>
       </w:tblPr>
@@ -5227,13 +4928,7 @@
               <w:t xml:space="preserve"> </w:t>
             </w:r>
             <w:r>
-              <w:t xml:space="preserve">‘</w:t>
-            </w:r>
-            <w:r>
-              <w:t xml:space="preserve">dipped</w:t>
-            </w:r>
-            <w:r>
-              <w:t xml:space="preserve">’</w:t>
+              <w:t xml:space="preserve">‘dipped’</w:t>
             </w:r>
             <w:r>
               <w:t xml:space="preserve">)</w:t>
@@ -5520,7 +5215,6 @@
       <w:tblPr>
         <w:tblStyle w:val="Table"/>
         <w:tblW w:type="pct" w:w="4877"/>
-        <w:jc w:val="left"/>
         <w:tblLayout w:type="fixed"/>
         <w:tblLook w:firstRow="1" w:lastRow="0" w:firstColumn="0" w:lastColumn="0" w:noHBand="0" w:noVBand="0" w:val="0020"/>
       </w:tblPr>
@@ -5906,7 +5600,6 @@
       <w:tblPr>
         <w:tblStyle w:val="Table"/>
         <w:tblW w:type="pct" w:w="4884"/>
-        <w:jc w:val="left"/>
         <w:tblLayout w:type="fixed"/>
         <w:tblLook w:firstRow="1" w:lastRow="0" w:firstColumn="0" w:lastColumn="0" w:noHBand="0" w:noVBand="0" w:val="0020"/>
       </w:tblPr>
@@ -8108,7 +7801,6 @@
       <w:tblPr>
         <w:tblStyle w:val="Table"/>
         <w:tblW w:type="auto" w:w="0"/>
-        <w:jc w:val="left"/>
         <w:tblLook w:firstRow="1" w:lastRow="0" w:firstColumn="0" w:lastColumn="0" w:noHBand="0" w:noVBand="0" w:val="0020"/>
       </w:tblPr>
       <w:tblGrid>
@@ -8507,7 +8199,6 @@
       <w:tblPr>
         <w:tblStyle w:val="Table"/>
         <w:tblW w:type="pct" w:w="4890"/>
-        <w:jc w:val="left"/>
         <w:tblLayout w:type="fixed"/>
         <w:tblLook w:firstRow="1" w:lastRow="0" w:firstColumn="0" w:lastColumn="0" w:noHBand="0" w:noVBand="0" w:val="0020"/>
       </w:tblPr>
@@ -9742,21 +9433,7 @@
           <w:i/>
           <w:iCs/>
         </w:rPr>
-        <w:t xml:space="preserve">‘</w:t>
-      </w:r>
-      <w:r>
-        <w:rPr>
-          <w:i/>
-          <w:iCs/>
-        </w:rPr>
-        <w:t xml:space="preserve">Blessed is the God of Yukhannan!</w:t>
-      </w:r>
-      <w:r>
-        <w:rPr>
-          <w:i/>
-          <w:iCs/>
-        </w:rPr>
-        <w:t xml:space="preserve">’</w:t>
+        <w:t xml:space="preserve">‘Blessed is the God of Yukhannan!’</w:t>
       </w:r>
       <w:r>
         <w:rPr>
@@ -10416,13 +10093,7 @@
         <w:t xml:space="preserve"> </w:t>
       </w:r>
       <w:r>
-        <w:t xml:space="preserve">‘</w:t>
-      </w:r>
-      <w:r>
-        <w:t xml:space="preserve">he was killed</w:t>
-      </w:r>
-      <w:r>
-        <w:t xml:space="preserve">’</w:t>
+        <w:t xml:space="preserve">‘he was killed’</w:t>
       </w:r>
     </w:p>
     <w:p>
@@ -10439,19 +10110,13 @@
         <w:t xml:space="preserve"> </w:t>
       </w:r>
       <w:r>
-        <w:t xml:space="preserve">‘</w:t>
-      </w:r>
-      <w:r>
-        <w:t xml:space="preserve">he was</w:t>
-      </w:r>
-      <w:r>
-        <w:t xml:space="preserve"> </w:t>
-      </w:r>
-      <w:r>
-        <w:t xml:space="preserve">blessed</w:t>
-      </w:r>
-      <w:r>
-        <w:t xml:space="preserve">’</w:t>
+        <w:t xml:space="preserve">‘he was</w:t>
+      </w:r>
+      <w:r>
+        <w:t xml:space="preserve"> </w:t>
+      </w:r>
+      <w:r>
+        <w:t xml:space="preserve">blessed’</w:t>
       </w:r>
     </w:p>
     <w:p>
@@ -10468,13 +10133,7 @@
         <w:t xml:space="preserve"> </w:t>
       </w:r>
       <w:r>
-        <w:t xml:space="preserve">‘</w:t>
-      </w:r>
-      <w:r>
-        <w:t xml:space="preserve">he was sent</w:t>
-      </w:r>
-      <w:r>
-        <w:t xml:space="preserve">’</w:t>
+        <w:t xml:space="preserve">‘he was sent’</w:t>
       </w:r>
       <w:r>
         <w:t xml:space="preserve">; note</w:t>
@@ -10500,13 +10159,7 @@
         <w:t xml:space="preserve"> </w:t>
       </w:r>
       <w:r>
-        <w:t xml:space="preserve">‘</w:t>
-      </w:r>
-      <w:r>
-        <w:t xml:space="preserve">being killed</w:t>
-      </w:r>
-      <w:r>
-        <w:t xml:space="preserve">’</w:t>
+        <w:t xml:space="preserve">‘being killed’</w:t>
       </w:r>
     </w:p>
     <w:p>
@@ -10523,13 +10176,7 @@
         <w:t xml:space="preserve"> </w:t>
       </w:r>
       <w:r>
-        <w:t xml:space="preserve">‘</w:t>
-      </w:r>
-      <w:r>
-        <w:t xml:space="preserve">he was redeemed/saved</w:t>
-      </w:r>
-      <w:r>
-        <w:t xml:space="preserve">’</w:t>
+        <w:t xml:space="preserve">‘he was redeemed/saved’</w:t>
       </w:r>
     </w:p>
     <w:p>
@@ -10546,13 +10193,7 @@
         <w:t xml:space="preserve"> </w:t>
       </w:r>
       <w:r>
-        <w:t xml:space="preserve">‘</w:t>
-      </w:r>
-      <w:r>
-        <w:t xml:space="preserve">he was baptized</w:t>
-      </w:r>
-      <w:r>
-        <w:t xml:space="preserve">’</w:t>
+        <w:t xml:space="preserve">‘he was baptized’</w:t>
       </w:r>
     </w:p>
     <w:p>
@@ -10569,13 +10210,7 @@
         <w:t xml:space="preserve"> </w:t>
       </w:r>
       <w:r>
-        <w:t xml:space="preserve">‘</w:t>
-      </w:r>
-      <w:r>
-        <w:t xml:space="preserve">he was raised</w:t>
-      </w:r>
-      <w:r>
-        <w:t xml:space="preserve">’</w:t>
+        <w:t xml:space="preserve">‘he was raised’</w:t>
       </w:r>
     </w:p>
     <w:p>
@@ -10592,13 +10227,7 @@
         <w:t xml:space="preserve"> </w:t>
       </w:r>
       <w:r>
-        <w:t xml:space="preserve">‘</w:t>
-      </w:r>
-      <w:r>
-        <w:t xml:space="preserve">blessed</w:t>
-      </w:r>
-      <w:r>
-        <w:t xml:space="preserve">’</w:t>
+        <w:t xml:space="preserve">‘blessed’</w:t>
       </w:r>
       <w:r>
         <w:t xml:space="preserve"> </w:t>
@@ -10621,13 +10250,7 @@
         <w:t xml:space="preserve"> </w:t>
       </w:r>
       <w:r>
-        <w:t xml:space="preserve">‘</w:t>
-      </w:r>
-      <w:r>
-        <w:t xml:space="preserve">illumine</w:t>
-      </w:r>
-      <w:r>
-        <w:t xml:space="preserve">’</w:t>
+        <w:t xml:space="preserve">‘illumine’</w:t>
       </w:r>
       <w:r>
         <w:t xml:space="preserve">) —</w:t>
@@ -10636,13 +10259,7 @@
         <w:t xml:space="preserve"> </w:t>
       </w:r>
       <w:r>
-        <w:t xml:space="preserve">‘</w:t>
-      </w:r>
-      <w:r>
-        <w:t xml:space="preserve">he was illumined</w:t>
-      </w:r>
-      <w:r>
-        <w:t xml:space="preserve">’</w:t>
+        <w:t xml:space="preserve">‘he was illumined’</w:t>
       </w:r>
     </w:p>
     <w:p>
@@ -10659,13 +10276,7 @@
         <w:t xml:space="preserve"> </w:t>
       </w:r>
       <w:r>
-        <w:t xml:space="preserve">‘</w:t>
-      </w:r>
-      <w:r>
-        <w:t xml:space="preserve">he was anointed</w:t>
-      </w:r>
-      <w:r>
-        <w:t xml:space="preserve">’</w:t>
+        <w:t xml:space="preserve">‘he was anointed’</w:t>
       </w:r>
     </w:p>
     <w:p>
@@ -10682,19 +10293,13 @@
         <w:t xml:space="preserve"> </w:t>
       </w:r>
       <w:r>
-        <w:t xml:space="preserve">‘</w:t>
-      </w:r>
-      <w:r>
-        <w:t xml:space="preserve">he was taught</w:t>
-      </w:r>
-      <w:r>
-        <w:t xml:space="preserve"> </w:t>
-      </w:r>
-      <w:r>
-        <w:t xml:space="preserve">/ he learned</w:t>
-      </w:r>
-      <w:r>
-        <w:t xml:space="preserve">’</w:t>
+        <w:t xml:space="preserve">‘he was taught</w:t>
+      </w:r>
+      <w:r>
+        <w:t xml:space="preserve"> </w:t>
+      </w:r>
+      <w:r>
+        <w:t xml:space="preserve">/ he learned’</w:t>
       </w:r>
     </w:p>
     <w:p>
@@ -10711,13 +10316,7 @@
         <w:t xml:space="preserve"> </w:t>
       </w:r>
       <w:r>
-        <w:t xml:space="preserve">‘</w:t>
-      </w:r>
-      <w:r>
-        <w:t xml:space="preserve">he was separated</w:t>
-      </w:r>
-      <w:r>
-        <w:t xml:space="preserve">’</w:t>
+        <w:t xml:space="preserve">‘he was separated’</w:t>
       </w:r>
     </w:p>
     <w:p>
@@ -11059,19 +10658,13 @@
         <w:t xml:space="preserve"> </w:t>
       </w:r>
       <w:r>
-        <w:t xml:space="preserve">‘</w:t>
-      </w:r>
-      <w:r>
-        <w:t xml:space="preserve">Blessed is the God of</w:t>
-      </w:r>
-      <w:r>
-        <w:t xml:space="preserve"> </w:t>
-      </w:r>
-      <w:r>
-        <w:t xml:space="preserve">Yukhannan!</w:t>
-      </w:r>
-      <w:r>
-        <w:t xml:space="preserve">’</w:t>
+        <w:t xml:space="preserve">‘Blessed is the God of</w:t>
+      </w:r>
+      <w:r>
+        <w:t xml:space="preserve"> </w:t>
+      </w:r>
+      <w:r>
+        <w:t xml:space="preserve">Yukhannan!’</w:t>
       </w:r>
     </w:p>
     <w:p>
@@ -11082,13 +10675,7 @@
         </w:numPr>
       </w:pPr>
       <w:r>
-        <w:t xml:space="preserve">‘</w:t>
-      </w:r>
-      <w:r>
-        <w:t xml:space="preserve">Brīk hū ʾAlāhā d-Yukhannan</w:t>
-      </w:r>
-      <w:r>
-        <w:t xml:space="preserve">’</w:t>
+        <w:t xml:space="preserve">‘Brīk hū ʾAlāhā d-Yukhannan’</w:t>
       </w:r>
       <w:r>
         <w:t xml:space="preserve"> </w:t>
@@ -11155,7 +10742,6 @@
       <w:tblPr>
         <w:tblStyle w:val="Table"/>
         <w:tblW w:type="pct" w:w="4877"/>
-        <w:jc w:val="left"/>
         <w:tblLayout w:type="fixed"/>
         <w:tblLook w:firstRow="1" w:lastRow="0" w:firstColumn="0" w:lastColumn="0" w:noHBand="0" w:noVBand="0" w:val="0020"/>
       </w:tblPr>
@@ -11328,19 +10914,13 @@
               <w:t xml:space="preserve"> </w:t>
             </w:r>
             <w:r>
-              <w:t xml:space="preserve">‘</w:t>
-            </w:r>
-            <w:r>
-              <w:t xml:space="preserve">he</w:t>
-            </w:r>
-            <w:r>
-              <w:t xml:space="preserve"> </w:t>
-            </w:r>
-            <w:r>
-              <w:t xml:space="preserve">killed</w:t>
-            </w:r>
-            <w:r>
-              <w:t xml:space="preserve">’</w:t>
+              <w:t xml:space="preserve">‘he</w:t>
+            </w:r>
+            <w:r>
+              <w:t xml:space="preserve"> </w:t>
+            </w:r>
+            <w:r>
+              <w:t xml:space="preserve">killed’</w:t>
             </w:r>
           </w:p>
         </w:tc>
@@ -11408,19 +10988,13 @@
               <w:t xml:space="preserve"> </w:t>
             </w:r>
             <w:r>
-              <w:t xml:space="preserve">‘</w:t>
-            </w:r>
-            <w:r>
-              <w:t xml:space="preserve">he slew repeatedly / he</w:t>
-            </w:r>
-            <w:r>
-              <w:t xml:space="preserve"> </w:t>
-            </w:r>
-            <w:r>
-              <w:t xml:space="preserve">executed</w:t>
-            </w:r>
-            <w:r>
-              <w:t xml:space="preserve">’</w:t>
+              <w:t xml:space="preserve">‘he slew repeatedly / he</w:t>
+            </w:r>
+            <w:r>
+              <w:t xml:space="preserve"> </w:t>
+            </w:r>
+            <w:r>
+              <w:t xml:space="preserve">executed’</w:t>
             </w:r>
           </w:p>
         </w:tc>
@@ -11488,19 +11062,13 @@
               <w:t xml:space="preserve"> </w:t>
             </w:r>
             <w:r>
-              <w:t xml:space="preserve">‘</w:t>
-            </w:r>
-            <w:r>
-              <w:t xml:space="preserve">he caused to</w:t>
-            </w:r>
-            <w:r>
-              <w:t xml:space="preserve"> </w:t>
-            </w:r>
-            <w:r>
-              <w:t xml:space="preserve">kill</w:t>
-            </w:r>
-            <w:r>
-              <w:t xml:space="preserve">’</w:t>
+              <w:t xml:space="preserve">‘he caused to</w:t>
+            </w:r>
+            <w:r>
+              <w:t xml:space="preserve"> </w:t>
+            </w:r>
+            <w:r>
+              <w:t xml:space="preserve">kill’</w:t>
             </w:r>
           </w:p>
         </w:tc>
@@ -11586,13 +11154,7 @@
               <w:t xml:space="preserve"> </w:t>
             </w:r>
             <w:r>
-              <w:t xml:space="preserve">‘</w:t>
-            </w:r>
-            <w:r>
-              <w:t xml:space="preserve">he was killed</w:t>
-            </w:r>
-            <w:r>
-              <w:t xml:space="preserve">’</w:t>
+              <w:t xml:space="preserve">‘he was killed’</w:t>
             </w:r>
           </w:p>
         </w:tc>
@@ -11678,19 +11240,13 @@
               <w:t xml:space="preserve"> </w:t>
             </w:r>
             <w:r>
-              <w:t xml:space="preserve">‘</w:t>
-            </w:r>
-            <w:r>
-              <w:t xml:space="preserve">he was</w:t>
-            </w:r>
-            <w:r>
-              <w:t xml:space="preserve"> </w:t>
-            </w:r>
-            <w:r>
-              <w:t xml:space="preserve">executed</w:t>
-            </w:r>
-            <w:r>
-              <w:t xml:space="preserve">’</w:t>
+              <w:t xml:space="preserve">‘he was</w:t>
+            </w:r>
+            <w:r>
+              <w:t xml:space="preserve"> </w:t>
+            </w:r>
+            <w:r>
+              <w:t xml:space="preserve">executed’</w:t>
             </w:r>
           </w:p>
         </w:tc>
@@ -11770,19 +11326,13 @@
               <w:t xml:space="preserve"> </w:t>
             </w:r>
             <w:r>
-              <w:t xml:space="preserve">‘</w:t>
-            </w:r>
-            <w:r>
-              <w:t xml:space="preserve">he</w:t>
-            </w:r>
-            <w:r>
-              <w:t xml:space="preserve"> </w:t>
-            </w:r>
-            <w:r>
-              <w:t xml:space="preserve">was caused to be killed</w:t>
-            </w:r>
-            <w:r>
-              <w:t xml:space="preserve">’</w:t>
+              <w:t xml:space="preserve">‘he</w:t>
+            </w:r>
+            <w:r>
+              <w:t xml:space="preserve"> </w:t>
+            </w:r>
+            <w:r>
+              <w:t xml:space="preserve">was caused to be killed’</w:t>
             </w:r>
           </w:p>
         </w:tc>
@@ -11847,13 +11397,7 @@
         <w:t xml:space="preserve"> </w:t>
       </w:r>
       <w:r>
-        <w:t xml:space="preserve">‘</w:t>
-      </w:r>
-      <w:r>
-        <w:t xml:space="preserve">the man is killed</w:t>
-      </w:r>
-      <w:r>
-        <w:t xml:space="preserve">’</w:t>
+        <w:t xml:space="preserve">‘the man is killed’</w:t>
       </w:r>
     </w:p>
     <w:p>
@@ -11867,13 +11411,7 @@
         <w:t xml:space="preserve"> </w:t>
       </w:r>
       <w:r>
-        <w:t xml:space="preserve">‘</w:t>
-      </w:r>
-      <w:r>
-        <w:t xml:space="preserve">written</w:t>
-      </w:r>
-      <w:r>
-        <w:t xml:space="preserve">’</w:t>
+        <w:t xml:space="preserve">‘written’</w:t>
       </w:r>
       <w:r>
         <w:t xml:space="preserve">); Hebrew qāṭūl (קָטוּל)</w:t>
@@ -11969,604 +11507,14 @@
         <w:t xml:space="preserve">Language Course</w:t>
       </w:r>
     </w:p>
-    <w:p>
-      <w:pPr>
-        <w:pStyle w:val="BodyText"/>
-      </w:pPr>
-      <w:r>
-        <w:rPr>
-          <w:b/>
-          <w:bCs/>
-        </w:rPr>
-        <w:t xml:space="preserve">Section 11: Additional Vocabulary</w:t>
-      </w:r>
-    </w:p>
-    <w:p>
-      <w:pPr>
-        <w:pStyle w:val="BodyText"/>
-      </w:pPr>
-      <w:r>
-        <w:t xml:space="preserve">The following high-frequency words round out this lesson’s vocabulary</w:t>
-      </w:r>
-      <w:r>
-        <w:t xml:space="preserve"> </w:t>
-      </w:r>
-      <w:r>
-        <w:t xml:space="preserve">to 30 terms.</w:t>
-      </w:r>
-    </w:p>
-    <w:tbl>
-      <w:tblPr>
-        <w:tblStyle w:val="Table"/>
-        <w:tblW w:type="pct" w:w="4865"/>
-        <w:jc w:val="left"/>
-        <w:tblLayout w:type="fixed"/>
-        <w:tblLook w:firstRow="1" w:lastRow="0" w:firstColumn="0" w:lastColumn="0" w:noHBand="0" w:noVBand="0" w:val="0020"/>
-      </w:tblPr>
-      <w:tblGrid>
-        <w:gridCol w:w="1926"/>
-        <w:gridCol w:w="1926"/>
-        <w:gridCol w:w="1926"/>
-        <w:gridCol w:w="1926"/>
-      </w:tblGrid>
-      <w:tr>
-        <w:trPr>
-          <w:tblHeader w:val="on"/>
-        </w:trPr>
-        <w:tc>
-          <w:tcPr/>
-          <w:p>
-            <w:pPr>
-              <w:pStyle w:val="Compact"/>
-              <w:jc w:val="left"/>
-            </w:pPr>
-            <w:r>
-              <w:t xml:space="preserve">Estrangela</w:t>
-            </w:r>
-          </w:p>
-        </w:tc>
-        <w:tc>
-          <w:tcPr/>
-          <w:p>
-            <w:pPr>
-              <w:pStyle w:val="Compact"/>
-              <w:jc w:val="left"/>
-            </w:pPr>
-            <w:r>
-              <w:t xml:space="preserve">Transliteration</w:t>
-            </w:r>
-          </w:p>
-        </w:tc>
-        <w:tc>
-          <w:tcPr/>
-          <w:p>
-            <w:pPr>
-              <w:pStyle w:val="Compact"/>
-              <w:jc w:val="left"/>
-            </w:pPr>
-            <w:r>
-              <w:t xml:space="preserve">Gender/Type</w:t>
-            </w:r>
-          </w:p>
-        </w:tc>
-        <w:tc>
-          <w:tcPr/>
-          <w:p>
-            <w:pPr>
-              <w:pStyle w:val="Compact"/>
-              <w:jc w:val="left"/>
-            </w:pPr>
-            <w:r>
-              <w:t xml:space="preserve">Meaning</w:t>
-            </w:r>
-          </w:p>
-        </w:tc>
-      </w:tr>
-      <w:tr>
-        <w:tc>
-          <w:tcPr/>
-          <w:p>
-            <w:pPr>
-              <w:pStyle w:val="Compact"/>
-              <w:jc w:val="left"/>
-            </w:pPr>
-            <w:r>
-              <w:t xml:space="preserve">ܩܪܝܬܐ</w:t>
-            </w:r>
-          </w:p>
-        </w:tc>
-        <w:tc>
-          <w:tcPr/>
-          <w:p>
-            <w:pPr>
-              <w:pStyle w:val="Compact"/>
-              <w:jc w:val="left"/>
-            </w:pPr>
-            <w:r>
-              <w:t xml:space="preserve">qrītā</w:t>
-            </w:r>
-          </w:p>
-        </w:tc>
-        <w:tc>
-          <w:tcPr/>
-          <w:p>
-            <w:pPr>
-              <w:pStyle w:val="Compact"/>
-              <w:jc w:val="left"/>
-            </w:pPr>
-            <w:r>
-              <w:t xml:space="preserve">f</w:t>
-            </w:r>
-          </w:p>
-        </w:tc>
-        <w:tc>
-          <w:tcPr/>
-          <w:p>
-            <w:pPr>
-              <w:pStyle w:val="Compact"/>
-              <w:jc w:val="left"/>
-            </w:pPr>
-            <w:r>
-              <w:t xml:space="preserve">village</w:t>
-            </w:r>
-          </w:p>
-        </w:tc>
-      </w:tr>
-      <w:tr>
-        <w:tc>
-          <w:tcPr/>
-          <w:p>
-            <w:pPr>
-              <w:pStyle w:val="Compact"/>
-              <w:jc w:val="left"/>
-            </w:pPr>
-            <w:r>
-              <w:t xml:space="preserve">ܠܫܢܐ</w:t>
-            </w:r>
-          </w:p>
-        </w:tc>
-        <w:tc>
-          <w:tcPr/>
-          <w:p>
-            <w:pPr>
-              <w:pStyle w:val="Compact"/>
-              <w:jc w:val="left"/>
-            </w:pPr>
-            <w:r>
-              <w:t xml:space="preserve">leššānā</w:t>
-            </w:r>
-          </w:p>
-        </w:tc>
-        <w:tc>
-          <w:tcPr/>
-          <w:p>
-            <w:pPr>
-              <w:pStyle w:val="Compact"/>
-              <w:jc w:val="left"/>
-            </w:pPr>
-            <w:r>
-              <w:t xml:space="preserve">m</w:t>
-            </w:r>
-          </w:p>
-        </w:tc>
-        <w:tc>
-          <w:tcPr/>
-          <w:p>
-            <w:pPr>
-              <w:pStyle w:val="Compact"/>
-              <w:jc w:val="left"/>
-            </w:pPr>
-            <w:r>
-              <w:t xml:space="preserve">tongue, language</w:t>
-            </w:r>
-          </w:p>
-        </w:tc>
-      </w:tr>
-      <w:tr>
-        <w:tc>
-          <w:tcPr/>
-          <w:p>
-            <w:pPr>
-              <w:pStyle w:val="Compact"/>
-              <w:jc w:val="left"/>
-            </w:pPr>
-            <w:r>
-              <w:t xml:space="preserve">ܓܪܡܐ</w:t>
-            </w:r>
-          </w:p>
-        </w:tc>
-        <w:tc>
-          <w:tcPr/>
-          <w:p>
-            <w:pPr>
-              <w:pStyle w:val="Compact"/>
-              <w:jc w:val="left"/>
-            </w:pPr>
-            <w:r>
-              <w:t xml:space="preserve">garmā</w:t>
-            </w:r>
-          </w:p>
-        </w:tc>
-        <w:tc>
-          <w:tcPr/>
-          <w:p>
-            <w:pPr>
-              <w:pStyle w:val="Compact"/>
-              <w:jc w:val="left"/>
-            </w:pPr>
-            <w:r>
-              <w:t xml:space="preserve">m</w:t>
-            </w:r>
-          </w:p>
-        </w:tc>
-        <w:tc>
-          <w:tcPr/>
-          <w:p>
-            <w:pPr>
-              <w:pStyle w:val="Compact"/>
-              <w:jc w:val="left"/>
-            </w:pPr>
-            <w:r>
-              <w:t xml:space="preserve">bone</w:t>
-            </w:r>
-          </w:p>
-        </w:tc>
-      </w:tr>
-      <w:tr>
-        <w:tc>
-          <w:tcPr/>
-          <w:p>
-            <w:pPr>
-              <w:pStyle w:val="Compact"/>
-              <w:jc w:val="left"/>
-            </w:pPr>
-            <w:r>
-              <w:t xml:space="preserve">ܟܐܦܐ</w:t>
-            </w:r>
-          </w:p>
-        </w:tc>
-        <w:tc>
-          <w:tcPr/>
-          <w:p>
-            <w:pPr>
-              <w:pStyle w:val="Compact"/>
-              <w:jc w:val="left"/>
-            </w:pPr>
-            <w:r>
-              <w:t xml:space="preserve">kēpā</w:t>
-            </w:r>
-          </w:p>
-        </w:tc>
-        <w:tc>
-          <w:tcPr/>
-          <w:p>
-            <w:pPr>
-              <w:pStyle w:val="Compact"/>
-              <w:jc w:val="left"/>
-            </w:pPr>
-            <w:r>
-              <w:t xml:space="preserve">f</w:t>
-            </w:r>
-          </w:p>
-        </w:tc>
-        <w:tc>
-          <w:tcPr/>
-          <w:p>
-            <w:pPr>
-              <w:pStyle w:val="Compact"/>
-              <w:jc w:val="left"/>
-            </w:pPr>
-            <w:r>
-              <w:t xml:space="preserve">stone, rock</w:t>
-            </w:r>
-          </w:p>
-        </w:tc>
-      </w:tr>
-      <w:tr>
-        <w:tc>
-          <w:tcPr/>
-          <w:p>
-            <w:pPr>
-              <w:pStyle w:val="Compact"/>
-              <w:jc w:val="left"/>
-            </w:pPr>
-            <w:r>
-              <w:t xml:space="preserve">ܡܝܐ</w:t>
-            </w:r>
-          </w:p>
-        </w:tc>
-        <w:tc>
-          <w:tcPr/>
-          <w:p>
-            <w:pPr>
-              <w:pStyle w:val="Compact"/>
-              <w:jc w:val="left"/>
-            </w:pPr>
-            <w:r>
-              <w:t xml:space="preserve">mayyā</w:t>
-            </w:r>
-          </w:p>
-        </w:tc>
-        <w:tc>
-          <w:tcPr/>
-          <w:p>
-            <w:pPr>
-              <w:pStyle w:val="Compact"/>
-              <w:jc w:val="left"/>
-            </w:pPr>
-            <w:r>
-              <w:t xml:space="preserve">m.pl</w:t>
-            </w:r>
-          </w:p>
-        </w:tc>
-        <w:tc>
-          <w:tcPr/>
-          <w:p>
-            <w:pPr>
-              <w:pStyle w:val="Compact"/>
-              <w:jc w:val="left"/>
-            </w:pPr>
-            <w:r>
-              <w:t xml:space="preserve">water</w:t>
-            </w:r>
-          </w:p>
-        </w:tc>
-      </w:tr>
-      <w:tr>
-        <w:tc>
-          <w:tcPr/>
-          <w:p>
-            <w:pPr>
-              <w:pStyle w:val="Compact"/>
-              <w:jc w:val="left"/>
-            </w:pPr>
-            <w:r>
-              <w:t xml:space="preserve">ܢܘܢܐ</w:t>
-            </w:r>
-          </w:p>
-        </w:tc>
-        <w:tc>
-          <w:tcPr/>
-          <w:p>
-            <w:pPr>
-              <w:pStyle w:val="Compact"/>
-              <w:jc w:val="left"/>
-            </w:pPr>
-            <w:r>
-              <w:t xml:space="preserve">nūnā</w:t>
-            </w:r>
-          </w:p>
-        </w:tc>
-        <w:tc>
-          <w:tcPr/>
-          <w:p>
-            <w:pPr>
-              <w:pStyle w:val="Compact"/>
-              <w:jc w:val="left"/>
-            </w:pPr>
-            <w:r>
-              <w:t xml:space="preserve">m</w:t>
-            </w:r>
-          </w:p>
-        </w:tc>
-        <w:tc>
-          <w:tcPr/>
-          <w:p>
-            <w:pPr>
-              <w:pStyle w:val="Compact"/>
-              <w:jc w:val="left"/>
-            </w:pPr>
-            <w:r>
-              <w:t xml:space="preserve">fish</w:t>
-            </w:r>
-          </w:p>
-        </w:tc>
-      </w:tr>
-      <w:tr>
-        <w:tc>
-          <w:tcPr/>
-          <w:p>
-            <w:pPr>
-              <w:pStyle w:val="Compact"/>
-              <w:jc w:val="left"/>
-            </w:pPr>
-            <w:r>
-              <w:t xml:space="preserve">ܡܕܝܢܬܐ</w:t>
-            </w:r>
-          </w:p>
-        </w:tc>
-        <w:tc>
-          <w:tcPr/>
-          <w:p>
-            <w:pPr>
-              <w:pStyle w:val="Compact"/>
-              <w:jc w:val="left"/>
-            </w:pPr>
-            <w:r>
-              <w:t xml:space="preserve">mdīttā</w:t>
-            </w:r>
-          </w:p>
-        </w:tc>
-        <w:tc>
-          <w:tcPr/>
-          <w:p>
-            <w:pPr>
-              <w:pStyle w:val="Compact"/>
-              <w:jc w:val="left"/>
-            </w:pPr>
-            <w:r>
-              <w:t xml:space="preserve">f</w:t>
-            </w:r>
-          </w:p>
-        </w:tc>
-        <w:tc>
-          <w:tcPr/>
-          <w:p>
-            <w:pPr>
-              <w:pStyle w:val="Compact"/>
-              <w:jc w:val="left"/>
-            </w:pPr>
-            <w:r>
-              <w:t xml:space="preserve">city</w:t>
-            </w:r>
-          </w:p>
-        </w:tc>
-      </w:tr>
-      <w:tr>
-        <w:tc>
-          <w:tcPr/>
-          <w:p>
-            <w:pPr>
-              <w:pStyle w:val="Compact"/>
-              <w:jc w:val="left"/>
-            </w:pPr>
-            <w:r>
-              <w:t xml:space="preserve">ܫܡܫܐ</w:t>
-            </w:r>
-          </w:p>
-        </w:tc>
-        <w:tc>
-          <w:tcPr/>
-          <w:p>
-            <w:pPr>
-              <w:pStyle w:val="Compact"/>
-              <w:jc w:val="left"/>
-            </w:pPr>
-            <w:r>
-              <w:t xml:space="preserve">šemšā</w:t>
-            </w:r>
-          </w:p>
-        </w:tc>
-        <w:tc>
-          <w:tcPr/>
-          <w:p>
-            <w:pPr>
-              <w:pStyle w:val="Compact"/>
-              <w:jc w:val="left"/>
-            </w:pPr>
-            <w:r>
-              <w:t xml:space="preserve">m</w:t>
-            </w:r>
-          </w:p>
-        </w:tc>
-        <w:tc>
-          <w:tcPr/>
-          <w:p>
-            <w:pPr>
-              <w:pStyle w:val="Compact"/>
-              <w:jc w:val="left"/>
-            </w:pPr>
-            <w:r>
-              <w:t xml:space="preserve">sun</w:t>
-            </w:r>
-          </w:p>
-        </w:tc>
-      </w:tr>
-      <w:tr>
-        <w:tc>
-          <w:tcPr/>
-          <w:p>
-            <w:pPr>
-              <w:pStyle w:val="Compact"/>
-              <w:jc w:val="left"/>
-            </w:pPr>
-            <w:r>
-              <w:t xml:space="preserve">ܬܪܥܐ</w:t>
-            </w:r>
-          </w:p>
-        </w:tc>
-        <w:tc>
-          <w:tcPr/>
-          <w:p>
-            <w:pPr>
-              <w:pStyle w:val="Compact"/>
-              <w:jc w:val="left"/>
-            </w:pPr>
-            <w:r>
-              <w:t xml:space="preserve">tarʿā</w:t>
-            </w:r>
-          </w:p>
-        </w:tc>
-        <w:tc>
-          <w:tcPr/>
-          <w:p>
-            <w:pPr>
-              <w:pStyle w:val="Compact"/>
-              <w:jc w:val="left"/>
-            </w:pPr>
-            <w:r>
-              <w:t xml:space="preserve">m</w:t>
-            </w:r>
-          </w:p>
-        </w:tc>
-        <w:tc>
-          <w:tcPr/>
-          <w:p>
-            <w:pPr>
-              <w:pStyle w:val="Compact"/>
-              <w:jc w:val="left"/>
-            </w:pPr>
-            <w:r>
-              <w:t xml:space="preserve">door, gate</w:t>
-            </w:r>
-          </w:p>
-        </w:tc>
-      </w:tr>
-      <w:tr>
-        <w:tc>
-          <w:tcPr/>
-          <w:p>
-            <w:pPr>
-              <w:pStyle w:val="Compact"/>
-              <w:jc w:val="left"/>
-            </w:pPr>
-            <w:r>
-              <w:t xml:space="preserve">ܡܫܚܐ</w:t>
-            </w:r>
-          </w:p>
-        </w:tc>
-        <w:tc>
-          <w:tcPr/>
-          <w:p>
-            <w:pPr>
-              <w:pStyle w:val="Compact"/>
-              <w:jc w:val="left"/>
-            </w:pPr>
-            <w:r>
-              <w:t xml:space="preserve">mešḥā</w:t>
-            </w:r>
-          </w:p>
-        </w:tc>
-        <w:tc>
-          <w:tcPr/>
-          <w:p>
-            <w:pPr>
-              <w:pStyle w:val="Compact"/>
-              <w:jc w:val="left"/>
-            </w:pPr>
-            <w:r>
-              <w:t xml:space="preserve">m</w:t>
-            </w:r>
-          </w:p>
-        </w:tc>
-        <w:tc>
-          <w:tcPr/>
-          <w:p>
-            <w:pPr>
-              <w:pStyle w:val="Compact"/>
-              <w:jc w:val="left"/>
-            </w:pPr>
-            <w:r>
-              <w:t xml:space="preserve">oil</w:t>
-            </w:r>
-          </w:p>
-        </w:tc>
-      </w:tr>
-    </w:tbl>
     <w:bookmarkEnd w:id="29"/>
     <w:bookmarkEnd w:id="30"/>
     <w:bookmarkEnd w:id="31"/>
-    <w:sectPr/>
+    <w:sectPr>
+      <w:footnotePr>
+        <w:numRestart w:val="eachSect"/>
+      </w:footnotePr>
+    </w:sectPr>
   </w:body>
 </w:document>
 </file>
@@ -12604,7 +11552,7 @@
       <w:lvlText w:val=" "/>
       <w:lvlJc w:val="left"/>
       <w:pPr>
-        <w:ind w:left="720" w:hanging="480"/>
+        <w:ind w:left="720" w:hanging="360"/>
       </w:pPr>
     </w:lvl>
     <w:lvl w:ilvl="1">
@@ -12612,7 +11560,7 @@
       <w:lvlText w:val=" "/>
       <w:lvlJc w:val="left"/>
       <w:pPr>
-        <w:ind w:left="1440" w:hanging="480"/>
+        <w:ind w:left="1440" w:hanging="360"/>
       </w:pPr>
     </w:lvl>
     <w:lvl w:ilvl="2">
@@ -12620,7 +11568,7 @@
       <w:lvlText w:val=" "/>
       <w:lvlJc w:val="left"/>
       <w:pPr>
-        <w:ind w:left="2160" w:hanging="480"/>
+        <w:ind w:left="2160" w:hanging="360"/>
       </w:pPr>
     </w:lvl>
     <w:lvl w:ilvl="3">
@@ -12628,7 +11576,7 @@
       <w:lvlText w:val=" "/>
       <w:lvlJc w:val="left"/>
       <w:pPr>
-        <w:ind w:left="2880" w:hanging="480"/>
+        <w:ind w:left="2880" w:hanging="360"/>
       </w:pPr>
     </w:lvl>
     <w:lvl w:ilvl="4">
@@ -12636,7 +11584,7 @@
       <w:lvlText w:val=" "/>
       <w:lvlJc w:val="left"/>
       <w:pPr>
-        <w:ind w:left="3600" w:hanging="480"/>
+        <w:ind w:left="3600" w:hanging="360"/>
       </w:pPr>
     </w:lvl>
     <w:lvl w:ilvl="5">
@@ -12644,7 +11592,7 @@
       <w:lvlText w:val=" "/>
       <w:lvlJc w:val="left"/>
       <w:pPr>
-        <w:ind w:left="4320" w:hanging="480"/>
+        <w:ind w:left="4320" w:hanging="360"/>
       </w:pPr>
     </w:lvl>
     <w:lvl w:ilvl="6">
@@ -12652,7 +11600,7 @@
       <w:lvlText w:val=" "/>
       <w:lvlJc w:val="left"/>
       <w:pPr>
-        <w:ind w:left="5040" w:hanging="480"/>
+        <w:ind w:left="5040" w:hanging="360"/>
       </w:pPr>
     </w:lvl>
     <w:lvl w:ilvl="7">
@@ -12660,7 +11608,7 @@
       <w:lvlText w:val=" "/>
       <w:lvlJc w:val="left"/>
       <w:pPr>
-        <w:ind w:left="5760" w:hanging="480"/>
+        <w:ind w:left="5760" w:hanging="360"/>
       </w:pPr>
     </w:lvl>
     <w:lvl w:ilvl="8">
@@ -12668,7 +11616,7 @@
       <w:lvlText w:val=" "/>
       <w:lvlJc w:val="left"/>
       <w:pPr>
-        <w:ind w:left="6480" w:hanging="480"/>
+        <w:ind w:left="6480" w:hanging="360"/>
       </w:pPr>
     </w:lvl>
   </w:abstractNum>
@@ -12677,75 +11625,102 @@
     <w:multiLevelType w:val="multilevel"/>
     <w:lvl w:ilvl="0">
       <w:numFmt w:val="bullet"/>
-      <w:lvlText w:val="•"/>
+      <w:lvlText w:val=""/>
       <w:lvlJc w:val="left"/>
       <w:pPr>
-        <w:ind w:left="720" w:hanging="480"/>
-      </w:pPr>
+        <w:ind w:left="720" w:hanging="360"/>
+      </w:pPr>
+      <w:rPr>
+        <w:rFonts w:ascii="Symbol" w:hAnsi="Symbol" w:cs="Symbol" w:hint="default"/>
+      </w:rPr>
     </w:lvl>
     <w:lvl w:ilvl="1">
       <w:numFmt w:val="bullet"/>
-      <w:lvlText w:val="–"/>
+      <w:lvlText w:val="o"/>
       <w:lvlJc w:val="left"/>
       <w:pPr>
-        <w:ind w:left="1440" w:hanging="480"/>
-      </w:pPr>
+        <w:ind w:left="1440" w:hanging="360"/>
+      </w:pPr>
+      <w:rPr>
+        <w:rFonts w:ascii="Courier New" w:hAnsi="Courier New" w:cs="Courier New" w:hint="default"/>
+      </w:rPr>
     </w:lvl>
     <w:lvl w:ilvl="2">
       <w:numFmt w:val="bullet"/>
-      <w:lvlText w:val="•"/>
+      <w:lvlText w:val=""/>
       <w:lvlJc w:val="left"/>
       <w:pPr>
-        <w:ind w:left="2160" w:hanging="480"/>
-      </w:pPr>
+        <w:ind w:left="2160" w:hanging="360"/>
+      </w:pPr>
+      <w:rPr>
+        <w:rFonts w:ascii="Wingdings" w:hAnsi="Wingdings" w:cs="Wingdings" w:hint="default"/>
+      </w:rPr>
     </w:lvl>
     <w:lvl w:ilvl="3">
       <w:numFmt w:val="bullet"/>
-      <w:lvlText w:val="–"/>
+      <w:lvlText w:val=""/>
       <w:lvlJc w:val="left"/>
       <w:pPr>
-        <w:ind w:left="2880" w:hanging="480"/>
-      </w:pPr>
+        <w:ind w:left="2880" w:hanging="360"/>
+      </w:pPr>
+      <w:rPr>
+        <w:rFonts w:ascii="Symbol" w:hAnsi="Symbol" w:cs="Symbol" w:hint="default"/>
+      </w:rPr>
     </w:lvl>
     <w:lvl w:ilvl="4">
       <w:numFmt w:val="bullet"/>
-      <w:lvlText w:val="•"/>
+      <w:lvlText w:val="o"/>
       <w:lvlJc w:val="left"/>
       <w:pPr>
-        <w:ind w:left="3600" w:hanging="480"/>
-      </w:pPr>
+        <w:ind w:left="3600" w:hanging="360"/>
+      </w:pPr>
+      <w:rPr>
+        <w:rFonts w:ascii="Courier New" w:hAnsi="Courier New" w:cs="Courier New" w:hint="default"/>
+      </w:rPr>
     </w:lvl>
     <w:lvl w:ilvl="5">
       <w:numFmt w:val="bullet"/>
-      <w:lvlText w:val="–"/>
+      <w:lvlText w:val=""/>
       <w:lvlJc w:val="left"/>
       <w:pPr>
-        <w:ind w:left="4320" w:hanging="480"/>
-      </w:pPr>
+        <w:ind w:left="4320" w:hanging="360"/>
+      </w:pPr>
+      <w:rPr>
+        <w:rFonts w:ascii="Wingdings" w:hAnsi="Wingdings" w:cs="Wingdings" w:hint="default"/>
+      </w:rPr>
     </w:lvl>
     <w:lvl w:ilvl="6">
       <w:numFmt w:val="bullet"/>
-      <w:lvlText w:val="•"/>
+      <w:lvlText w:val=""/>
       <w:lvlJc w:val="left"/>
       <w:pPr>
-        <w:ind w:left="5040" w:hanging="480"/>
-      </w:pPr>
+        <w:ind w:left="5040" w:hanging="360"/>
+      </w:pPr>
+      <w:rPr>
+        <w:rFonts w:ascii="Symbol" w:hAnsi="Symbol" w:cs="Symbol" w:hint="default"/>
+      </w:rPr>
     </w:lvl>
     <w:lvl w:ilvl="7">
       <w:numFmt w:val="bullet"/>
-      <w:lvlText w:val="–"/>
+      <w:lvlText w:val="o"/>
       <w:lvlJc w:val="left"/>
       <w:pPr>
-        <w:ind w:left="5760" w:hanging="480"/>
-      </w:pPr>
+        <w:ind w:left="5760" w:hanging="360"/>
+      </w:pPr>
+      <w:rPr>
+        <w:rFonts w:ascii="Courier New" w:hAnsi="Courier New" w:cs="Courier New" w:hint="default"/>
+      </w:rPr>
     </w:lvl>
     <w:lvl w:ilvl="8">
       <w:numFmt w:val="bullet"/>
-      <w:lvlText w:val="•"/>
+      <w:lvlText w:val=""/>
       <w:lvlJc w:val="left"/>
       <w:pPr>
-        <w:ind w:left="6480" w:hanging="480"/>
-      </w:pPr>
+        <w:ind w:left="6480" w:hanging="360"/>
+      </w:pPr>
+      <w:rPr>
+        <w:rFonts w:ascii="Wingdings" w:hAnsi="Wingdings" w:cs="Wingdings" w:hint="default"/>
+      </w:rPr>
     </w:lvl>
   </w:abstractNum>
   <w:abstractNum w:abstractNumId="99411">
@@ -12757,7 +11732,7 @@
       <w:lvlText w:val="%1."/>
       <w:lvlJc w:val="left"/>
       <w:pPr>
-        <w:ind w:left="720" w:hanging="480"/>
+        <w:ind w:left="720" w:hanging="360"/>
       </w:pPr>
     </w:lvl>
     <w:lvl w:ilvl="1">
@@ -12766,7 +11741,7 @@
       <w:lvlText w:val="%2."/>
       <w:lvlJc w:val="left"/>
       <w:pPr>
-        <w:ind w:left="1440" w:hanging="480"/>
+        <w:ind w:left="1440" w:hanging="360"/>
       </w:pPr>
     </w:lvl>
     <w:lvl w:ilvl="2">
@@ -12775,7 +11750,7 @@
       <w:lvlText w:val="%3."/>
       <w:lvlJc w:val="left"/>
       <w:pPr>
-        <w:ind w:left="2160" w:hanging="480"/>
+        <w:ind w:left="2160" w:hanging="360"/>
       </w:pPr>
     </w:lvl>
     <w:lvl w:ilvl="3">
@@ -12784,7 +11759,7 @@
       <w:lvlText w:val="%4."/>
       <w:lvlJc w:val="left"/>
       <w:pPr>
-        <w:ind w:left="2880" w:hanging="480"/>
+        <w:ind w:left="2880" w:hanging="360"/>
       </w:pPr>
     </w:lvl>
     <w:lvl w:ilvl="4">
@@ -12793,7 +11768,7 @@
       <w:lvlText w:val="%5."/>
       <w:lvlJc w:val="left"/>
       <w:pPr>
-        <w:ind w:left="3600" w:hanging="480"/>
+        <w:ind w:left="3600" w:hanging="360"/>
       </w:pPr>
     </w:lvl>
     <w:lvl w:ilvl="5">
@@ -12802,7 +11777,7 @@
       <w:lvlText w:val="%6."/>
       <w:lvlJc w:val="left"/>
       <w:pPr>
-        <w:ind w:left="4320" w:hanging="480"/>
+        <w:ind w:left="4320" w:hanging="360"/>
       </w:pPr>
     </w:lvl>
     <w:lvl w:ilvl="6">
@@ -12811,7 +11786,7 @@
       <w:lvlText w:val="%7."/>
       <w:lvlJc w:val="left"/>
       <w:pPr>
-        <w:ind w:left="5040" w:hanging="480"/>
+        <w:ind w:left="5040" w:hanging="360"/>
       </w:pPr>
     </w:lvl>
     <w:lvl w:ilvl="7">
@@ -12820,7 +11795,7 @@
       <w:lvlText w:val="%8."/>
       <w:lvlJc w:val="left"/>
       <w:pPr>
-        <w:ind w:left="5760" w:hanging="480"/>
+        <w:ind w:left="5760" w:hanging="360"/>
       </w:pPr>
     </w:lvl>
     <w:lvl w:ilvl="8">
@@ -12829,772 +11804,7 @@
       <w:lvlText w:val="%9."/>
       <w:lvlJc w:val="left"/>
       <w:pPr>
-        <w:ind w:left="6480" w:hanging="480"/>
-      </w:pPr>
-    </w:lvl>
-  </w:abstractNum>
-  <w:abstractNum w:abstractNumId="994113">
-    <w:nsid w:val="0A994113"/>
-    <w:multiLevelType w:val="multilevel"/>
-    <w:lvl w:ilvl="0">
-      <w:start w:val="13"/>
-      <w:numFmt w:val="decimal"/>
-      <w:lvlText w:val="%1."/>
-      <w:lvlJc w:val="left"/>
-      <w:pPr>
-        <w:ind w:left="720" w:hanging="480"/>
-      </w:pPr>
-    </w:lvl>
-    <w:lvl w:ilvl="1">
-      <w:start w:val="13"/>
-      <w:numFmt w:val="decimal"/>
-      <w:lvlText w:val="%2."/>
-      <w:lvlJc w:val="left"/>
-      <w:pPr>
-        <w:ind w:left="1440" w:hanging="480"/>
-      </w:pPr>
-    </w:lvl>
-    <w:lvl w:ilvl="2">
-      <w:start w:val="13"/>
-      <w:numFmt w:val="decimal"/>
-      <w:lvlText w:val="%3."/>
-      <w:lvlJc w:val="left"/>
-      <w:pPr>
-        <w:ind w:left="2160" w:hanging="480"/>
-      </w:pPr>
-    </w:lvl>
-    <w:lvl w:ilvl="3">
-      <w:start w:val="13"/>
-      <w:numFmt w:val="decimal"/>
-      <w:lvlText w:val="%4."/>
-      <w:lvlJc w:val="left"/>
-      <w:pPr>
-        <w:ind w:left="2880" w:hanging="480"/>
-      </w:pPr>
-    </w:lvl>
-    <w:lvl w:ilvl="4">
-      <w:start w:val="13"/>
-      <w:numFmt w:val="decimal"/>
-      <w:lvlText w:val="%5."/>
-      <w:lvlJc w:val="left"/>
-      <w:pPr>
-        <w:ind w:left="3600" w:hanging="480"/>
-      </w:pPr>
-    </w:lvl>
-    <w:lvl w:ilvl="5">
-      <w:start w:val="13"/>
-      <w:numFmt w:val="decimal"/>
-      <w:lvlText w:val="%6."/>
-      <w:lvlJc w:val="left"/>
-      <w:pPr>
-        <w:ind w:left="4320" w:hanging="480"/>
-      </w:pPr>
-    </w:lvl>
-    <w:lvl w:ilvl="6">
-      <w:start w:val="13"/>
-      <w:numFmt w:val="decimal"/>
-      <w:lvlText w:val="%7."/>
-      <w:lvlJc w:val="left"/>
-      <w:pPr>
-        <w:ind w:left="5040" w:hanging="480"/>
-      </w:pPr>
-    </w:lvl>
-    <w:lvl w:ilvl="7">
-      <w:start w:val="13"/>
-      <w:numFmt w:val="decimal"/>
-      <w:lvlText w:val="%8."/>
-      <w:lvlJc w:val="left"/>
-      <w:pPr>
-        <w:ind w:left="5760" w:hanging="480"/>
-      </w:pPr>
-    </w:lvl>
-    <w:lvl w:ilvl="8">
-      <w:start w:val="13"/>
-      <w:numFmt w:val="decimal"/>
-      <w:lvlText w:val="%9."/>
-      <w:lvlJc w:val="left"/>
-      <w:pPr>
-        <w:ind w:left="6480" w:hanging="480"/>
-      </w:pPr>
-    </w:lvl>
-  </w:abstractNum>
-  <w:abstractNum w:abstractNumId="994119">
-    <w:nsid w:val="0A994119"/>
-    <w:multiLevelType w:val="multilevel"/>
-    <w:lvl w:ilvl="0">
-      <w:start w:val="19"/>
-      <w:numFmt w:val="decimal"/>
-      <w:lvlText w:val="%1."/>
-      <w:lvlJc w:val="left"/>
-      <w:pPr>
-        <w:ind w:left="720" w:hanging="480"/>
-      </w:pPr>
-    </w:lvl>
-    <w:lvl w:ilvl="1">
-      <w:start w:val="19"/>
-      <w:numFmt w:val="decimal"/>
-      <w:lvlText w:val="%2."/>
-      <w:lvlJc w:val="left"/>
-      <w:pPr>
-        <w:ind w:left="1440" w:hanging="480"/>
-      </w:pPr>
-    </w:lvl>
-    <w:lvl w:ilvl="2">
-      <w:start w:val="19"/>
-      <w:numFmt w:val="decimal"/>
-      <w:lvlText w:val="%3."/>
-      <w:lvlJc w:val="left"/>
-      <w:pPr>
-        <w:ind w:left="2160" w:hanging="480"/>
-      </w:pPr>
-    </w:lvl>
-    <w:lvl w:ilvl="3">
-      <w:start w:val="19"/>
-      <w:numFmt w:val="decimal"/>
-      <w:lvlText w:val="%4."/>
-      <w:lvlJc w:val="left"/>
-      <w:pPr>
-        <w:ind w:left="2880" w:hanging="480"/>
-      </w:pPr>
-    </w:lvl>
-    <w:lvl w:ilvl="4">
-      <w:start w:val="19"/>
-      <w:numFmt w:val="decimal"/>
-      <w:lvlText w:val="%5."/>
-      <w:lvlJc w:val="left"/>
-      <w:pPr>
-        <w:ind w:left="3600" w:hanging="480"/>
-      </w:pPr>
-    </w:lvl>
-    <w:lvl w:ilvl="5">
-      <w:start w:val="19"/>
-      <w:numFmt w:val="decimal"/>
-      <w:lvlText w:val="%6."/>
-      <w:lvlJc w:val="left"/>
-      <w:pPr>
-        <w:ind w:left="4320" w:hanging="480"/>
-      </w:pPr>
-    </w:lvl>
-    <w:lvl w:ilvl="6">
-      <w:start w:val="19"/>
-      <w:numFmt w:val="decimal"/>
-      <w:lvlText w:val="%7."/>
-      <w:lvlJc w:val="left"/>
-      <w:pPr>
-        <w:ind w:left="5040" w:hanging="480"/>
-      </w:pPr>
-    </w:lvl>
-    <w:lvl w:ilvl="7">
-      <w:start w:val="19"/>
-      <w:numFmt w:val="decimal"/>
-      <w:lvlText w:val="%8."/>
-      <w:lvlJc w:val="left"/>
-      <w:pPr>
-        <w:ind w:left="5760" w:hanging="480"/>
-      </w:pPr>
-    </w:lvl>
-    <w:lvl w:ilvl="8">
-      <w:start w:val="19"/>
-      <w:numFmt w:val="decimal"/>
-      <w:lvlText w:val="%9."/>
-      <w:lvlJc w:val="left"/>
-      <w:pPr>
-        <w:ind w:left="6480" w:hanging="480"/>
-      </w:pPr>
-    </w:lvl>
-  </w:abstractNum>
-  <w:abstractNum w:abstractNumId="994127">
-    <w:nsid w:val="0A994127"/>
-    <w:multiLevelType w:val="multilevel"/>
-    <w:lvl w:ilvl="0">
-      <w:start w:val="27"/>
-      <w:numFmt w:val="decimal"/>
-      <w:lvlText w:val="%1."/>
-      <w:lvlJc w:val="left"/>
-      <w:pPr>
-        <w:ind w:left="720" w:hanging="480"/>
-      </w:pPr>
-    </w:lvl>
-    <w:lvl w:ilvl="1">
-      <w:start w:val="27"/>
-      <w:numFmt w:val="decimal"/>
-      <w:lvlText w:val="%2."/>
-      <w:lvlJc w:val="left"/>
-      <w:pPr>
-        <w:ind w:left="1440" w:hanging="480"/>
-      </w:pPr>
-    </w:lvl>
-    <w:lvl w:ilvl="2">
-      <w:start w:val="27"/>
-      <w:numFmt w:val="decimal"/>
-      <w:lvlText w:val="%3."/>
-      <w:lvlJc w:val="left"/>
-      <w:pPr>
-        <w:ind w:left="2160" w:hanging="480"/>
-      </w:pPr>
-    </w:lvl>
-    <w:lvl w:ilvl="3">
-      <w:start w:val="27"/>
-      <w:numFmt w:val="decimal"/>
-      <w:lvlText w:val="%4."/>
-      <w:lvlJc w:val="left"/>
-      <w:pPr>
-        <w:ind w:left="2880" w:hanging="480"/>
-      </w:pPr>
-    </w:lvl>
-    <w:lvl w:ilvl="4">
-      <w:start w:val="27"/>
-      <w:numFmt w:val="decimal"/>
-      <w:lvlText w:val="%5."/>
-      <w:lvlJc w:val="left"/>
-      <w:pPr>
-        <w:ind w:left="3600" w:hanging="480"/>
-      </w:pPr>
-    </w:lvl>
-    <w:lvl w:ilvl="5">
-      <w:start w:val="27"/>
-      <w:numFmt w:val="decimal"/>
-      <w:lvlText w:val="%6."/>
-      <w:lvlJc w:val="left"/>
-      <w:pPr>
-        <w:ind w:left="4320" w:hanging="480"/>
-      </w:pPr>
-    </w:lvl>
-    <w:lvl w:ilvl="6">
-      <w:start w:val="27"/>
-      <w:numFmt w:val="decimal"/>
-      <w:lvlText w:val="%7."/>
-      <w:lvlJc w:val="left"/>
-      <w:pPr>
-        <w:ind w:left="5040" w:hanging="480"/>
-      </w:pPr>
-    </w:lvl>
-    <w:lvl w:ilvl="7">
-      <w:start w:val="27"/>
-      <w:numFmt w:val="decimal"/>
-      <w:lvlText w:val="%8."/>
-      <w:lvlJc w:val="left"/>
-      <w:pPr>
-        <w:ind w:left="5760" w:hanging="480"/>
-      </w:pPr>
-    </w:lvl>
-    <w:lvl w:ilvl="8">
-      <w:start w:val="27"/>
-      <w:numFmt w:val="decimal"/>
-      <w:lvlText w:val="%9."/>
-      <w:lvlJc w:val="left"/>
-      <w:pPr>
-        <w:ind w:left="6480" w:hanging="480"/>
-      </w:pPr>
-    </w:lvl>
-  </w:abstractNum>
-  <w:abstractNum w:abstractNumId="994133">
-    <w:nsid w:val="0A994133"/>
-    <w:multiLevelType w:val="multilevel"/>
-    <w:lvl w:ilvl="0">
-      <w:start w:val="33"/>
-      <w:numFmt w:val="decimal"/>
-      <w:lvlText w:val="%1."/>
-      <w:lvlJc w:val="left"/>
-      <w:pPr>
-        <w:ind w:left="720" w:hanging="480"/>
-      </w:pPr>
-    </w:lvl>
-    <w:lvl w:ilvl="1">
-      <w:start w:val="33"/>
-      <w:numFmt w:val="decimal"/>
-      <w:lvlText w:val="%2."/>
-      <w:lvlJc w:val="left"/>
-      <w:pPr>
-        <w:ind w:left="1440" w:hanging="480"/>
-      </w:pPr>
-    </w:lvl>
-    <w:lvl w:ilvl="2">
-      <w:start w:val="33"/>
-      <w:numFmt w:val="decimal"/>
-      <w:lvlText w:val="%3."/>
-      <w:lvlJc w:val="left"/>
-      <w:pPr>
-        <w:ind w:left="2160" w:hanging="480"/>
-      </w:pPr>
-    </w:lvl>
-    <w:lvl w:ilvl="3">
-      <w:start w:val="33"/>
-      <w:numFmt w:val="decimal"/>
-      <w:lvlText w:val="%4."/>
-      <w:lvlJc w:val="left"/>
-      <w:pPr>
-        <w:ind w:left="2880" w:hanging="480"/>
-      </w:pPr>
-    </w:lvl>
-    <w:lvl w:ilvl="4">
-      <w:start w:val="33"/>
-      <w:numFmt w:val="decimal"/>
-      <w:lvlText w:val="%5."/>
-      <w:lvlJc w:val="left"/>
-      <w:pPr>
-        <w:ind w:left="3600" w:hanging="480"/>
-      </w:pPr>
-    </w:lvl>
-    <w:lvl w:ilvl="5">
-      <w:start w:val="33"/>
-      <w:numFmt w:val="decimal"/>
-      <w:lvlText w:val="%6."/>
-      <w:lvlJc w:val="left"/>
-      <w:pPr>
-        <w:ind w:left="4320" w:hanging="480"/>
-      </w:pPr>
-    </w:lvl>
-    <w:lvl w:ilvl="6">
-      <w:start w:val="33"/>
-      <w:numFmt w:val="decimal"/>
-      <w:lvlText w:val="%7."/>
-      <w:lvlJc w:val="left"/>
-      <w:pPr>
-        <w:ind w:left="5040" w:hanging="480"/>
-      </w:pPr>
-    </w:lvl>
-    <w:lvl w:ilvl="7">
-      <w:start w:val="33"/>
-      <w:numFmt w:val="decimal"/>
-      <w:lvlText w:val="%8."/>
-      <w:lvlJc w:val="left"/>
-      <w:pPr>
-        <w:ind w:left="5760" w:hanging="480"/>
-      </w:pPr>
-    </w:lvl>
-    <w:lvl w:ilvl="8">
-      <w:start w:val="33"/>
-      <w:numFmt w:val="decimal"/>
-      <w:lvlText w:val="%9."/>
-      <w:lvlJc w:val="left"/>
-      <w:pPr>
-        <w:ind w:left="6480" w:hanging="480"/>
-      </w:pPr>
-    </w:lvl>
-  </w:abstractNum>
-  <w:abstractNum w:abstractNumId="994138">
-    <w:nsid w:val="0A994138"/>
-    <w:multiLevelType w:val="multilevel"/>
-    <w:lvl w:ilvl="0">
-      <w:start w:val="38"/>
-      <w:numFmt w:val="decimal"/>
-      <w:lvlText w:val="%1."/>
-      <w:lvlJc w:val="left"/>
-      <w:pPr>
-        <w:ind w:left="720" w:hanging="480"/>
-      </w:pPr>
-    </w:lvl>
-    <w:lvl w:ilvl="1">
-      <w:start w:val="38"/>
-      <w:numFmt w:val="decimal"/>
-      <w:lvlText w:val="%2."/>
-      <w:lvlJc w:val="left"/>
-      <w:pPr>
-        <w:ind w:left="1440" w:hanging="480"/>
-      </w:pPr>
-    </w:lvl>
-    <w:lvl w:ilvl="2">
-      <w:start w:val="38"/>
-      <w:numFmt w:val="decimal"/>
-      <w:lvlText w:val="%3."/>
-      <w:lvlJc w:val="left"/>
-      <w:pPr>
-        <w:ind w:left="2160" w:hanging="480"/>
-      </w:pPr>
-    </w:lvl>
-    <w:lvl w:ilvl="3">
-      <w:start w:val="38"/>
-      <w:numFmt w:val="decimal"/>
-      <w:lvlText w:val="%4."/>
-      <w:lvlJc w:val="left"/>
-      <w:pPr>
-        <w:ind w:left="2880" w:hanging="480"/>
-      </w:pPr>
-    </w:lvl>
-    <w:lvl w:ilvl="4">
-      <w:start w:val="38"/>
-      <w:numFmt w:val="decimal"/>
-      <w:lvlText w:val="%5."/>
-      <w:lvlJc w:val="left"/>
-      <w:pPr>
-        <w:ind w:left="3600" w:hanging="480"/>
-      </w:pPr>
-    </w:lvl>
-    <w:lvl w:ilvl="5">
-      <w:start w:val="38"/>
-      <w:numFmt w:val="decimal"/>
-      <w:lvlText w:val="%6."/>
-      <w:lvlJc w:val="left"/>
-      <w:pPr>
-        <w:ind w:left="4320" w:hanging="480"/>
-      </w:pPr>
-    </w:lvl>
-    <w:lvl w:ilvl="6">
-      <w:start w:val="38"/>
-      <w:numFmt w:val="decimal"/>
-      <w:lvlText w:val="%7."/>
-      <w:lvlJc w:val="left"/>
-      <w:pPr>
-        <w:ind w:left="5040" w:hanging="480"/>
-      </w:pPr>
-    </w:lvl>
-    <w:lvl w:ilvl="7">
-      <w:start w:val="38"/>
-      <w:numFmt w:val="decimal"/>
-      <w:lvlText w:val="%8."/>
-      <w:lvlJc w:val="left"/>
-      <w:pPr>
-        <w:ind w:left="5760" w:hanging="480"/>
-      </w:pPr>
-    </w:lvl>
-    <w:lvl w:ilvl="8">
-      <w:start w:val="38"/>
-      <w:numFmt w:val="decimal"/>
-      <w:lvlText w:val="%9."/>
-      <w:lvlJc w:val="left"/>
-      <w:pPr>
-        <w:ind w:left="6480" w:hanging="480"/>
-      </w:pPr>
-    </w:lvl>
-  </w:abstractNum>
-  <w:abstractNum w:abstractNumId="994150">
-    <w:nsid w:val="0A994150"/>
-    <w:multiLevelType w:val="multilevel"/>
-    <w:lvl w:ilvl="0">
-      <w:start w:val="50"/>
-      <w:numFmt w:val="decimal"/>
-      <w:lvlText w:val="%1."/>
-      <w:lvlJc w:val="left"/>
-      <w:pPr>
-        <w:ind w:left="720" w:hanging="480"/>
-      </w:pPr>
-    </w:lvl>
-    <w:lvl w:ilvl="1">
-      <w:start w:val="50"/>
-      <w:numFmt w:val="decimal"/>
-      <w:lvlText w:val="%2."/>
-      <w:lvlJc w:val="left"/>
-      <w:pPr>
-        <w:ind w:left="1440" w:hanging="480"/>
-      </w:pPr>
-    </w:lvl>
-    <w:lvl w:ilvl="2">
-      <w:start w:val="50"/>
-      <w:numFmt w:val="decimal"/>
-      <w:lvlText w:val="%3."/>
-      <w:lvlJc w:val="left"/>
-      <w:pPr>
-        <w:ind w:left="2160" w:hanging="480"/>
-      </w:pPr>
-    </w:lvl>
-    <w:lvl w:ilvl="3">
-      <w:start w:val="50"/>
-      <w:numFmt w:val="decimal"/>
-      <w:lvlText w:val="%4."/>
-      <w:lvlJc w:val="left"/>
-      <w:pPr>
-        <w:ind w:left="2880" w:hanging="480"/>
-      </w:pPr>
-    </w:lvl>
-    <w:lvl w:ilvl="4">
-      <w:start w:val="50"/>
-      <w:numFmt w:val="decimal"/>
-      <w:lvlText w:val="%5."/>
-      <w:lvlJc w:val="left"/>
-      <w:pPr>
-        <w:ind w:left="3600" w:hanging="480"/>
-      </w:pPr>
-    </w:lvl>
-    <w:lvl w:ilvl="5">
-      <w:start w:val="50"/>
-      <w:numFmt w:val="decimal"/>
-      <w:lvlText w:val="%6."/>
-      <w:lvlJc w:val="left"/>
-      <w:pPr>
-        <w:ind w:left="4320" w:hanging="480"/>
-      </w:pPr>
-    </w:lvl>
-    <w:lvl w:ilvl="6">
-      <w:start w:val="50"/>
-      <w:numFmt w:val="decimal"/>
-      <w:lvlText w:val="%7."/>
-      <w:lvlJc w:val="left"/>
-      <w:pPr>
-        <w:ind w:left="5040" w:hanging="480"/>
-      </w:pPr>
-    </w:lvl>
-    <w:lvl w:ilvl="7">
-      <w:start w:val="50"/>
-      <w:numFmt w:val="decimal"/>
-      <w:lvlText w:val="%8."/>
-      <w:lvlJc w:val="left"/>
-      <w:pPr>
-        <w:ind w:left="5760" w:hanging="480"/>
-      </w:pPr>
-    </w:lvl>
-    <w:lvl w:ilvl="8">
-      <w:start w:val="50"/>
-      <w:numFmt w:val="decimal"/>
-      <w:lvlText w:val="%9."/>
-      <w:lvlJc w:val="left"/>
-      <w:pPr>
-        <w:ind w:left="6480" w:hanging="480"/>
-      </w:pPr>
-    </w:lvl>
-  </w:abstractNum>
-  <w:abstractNum w:abstractNumId="994156">
-    <w:nsid w:val="0A994156"/>
-    <w:multiLevelType w:val="multilevel"/>
-    <w:lvl w:ilvl="0">
-      <w:start w:val="56"/>
-      <w:numFmt w:val="decimal"/>
-      <w:lvlText w:val="%1."/>
-      <w:lvlJc w:val="left"/>
-      <w:pPr>
-        <w:ind w:left="720" w:hanging="480"/>
-      </w:pPr>
-    </w:lvl>
-    <w:lvl w:ilvl="1">
-      <w:start w:val="56"/>
-      <w:numFmt w:val="decimal"/>
-      <w:lvlText w:val="%2."/>
-      <w:lvlJc w:val="left"/>
-      <w:pPr>
-        <w:ind w:left="1440" w:hanging="480"/>
-      </w:pPr>
-    </w:lvl>
-    <w:lvl w:ilvl="2">
-      <w:start w:val="56"/>
-      <w:numFmt w:val="decimal"/>
-      <w:lvlText w:val="%3."/>
-      <w:lvlJc w:val="left"/>
-      <w:pPr>
-        <w:ind w:left="2160" w:hanging="480"/>
-      </w:pPr>
-    </w:lvl>
-    <w:lvl w:ilvl="3">
-      <w:start w:val="56"/>
-      <w:numFmt w:val="decimal"/>
-      <w:lvlText w:val="%4."/>
-      <w:lvlJc w:val="left"/>
-      <w:pPr>
-        <w:ind w:left="2880" w:hanging="480"/>
-      </w:pPr>
-    </w:lvl>
-    <w:lvl w:ilvl="4">
-      <w:start w:val="56"/>
-      <w:numFmt w:val="decimal"/>
-      <w:lvlText w:val="%5."/>
-      <w:lvlJc w:val="left"/>
-      <w:pPr>
-        <w:ind w:left="3600" w:hanging="480"/>
-      </w:pPr>
-    </w:lvl>
-    <w:lvl w:ilvl="5">
-      <w:start w:val="56"/>
-      <w:numFmt w:val="decimal"/>
-      <w:lvlText w:val="%6."/>
-      <w:lvlJc w:val="left"/>
-      <w:pPr>
-        <w:ind w:left="4320" w:hanging="480"/>
-      </w:pPr>
-    </w:lvl>
-    <w:lvl w:ilvl="6">
-      <w:start w:val="56"/>
-      <w:numFmt w:val="decimal"/>
-      <w:lvlText w:val="%7."/>
-      <w:lvlJc w:val="left"/>
-      <w:pPr>
-        <w:ind w:left="5040" w:hanging="480"/>
-      </w:pPr>
-    </w:lvl>
-    <w:lvl w:ilvl="7">
-      <w:start w:val="56"/>
-      <w:numFmt w:val="decimal"/>
-      <w:lvlText w:val="%8."/>
-      <w:lvlJc w:val="left"/>
-      <w:pPr>
-        <w:ind w:left="5760" w:hanging="480"/>
-      </w:pPr>
-    </w:lvl>
-    <w:lvl w:ilvl="8">
-      <w:start w:val="56"/>
-      <w:numFmt w:val="decimal"/>
-      <w:lvlText w:val="%9."/>
-      <w:lvlJc w:val="left"/>
-      <w:pPr>
-        <w:ind w:left="6480" w:hanging="480"/>
-      </w:pPr>
-    </w:lvl>
-  </w:abstractNum>
-  <w:abstractNum w:abstractNumId="994164">
-    <w:nsid w:val="0A994164"/>
-    <w:multiLevelType w:val="multilevel"/>
-    <w:lvl w:ilvl="0">
-      <w:start w:val="64"/>
-      <w:numFmt w:val="decimal"/>
-      <w:lvlText w:val="%1."/>
-      <w:lvlJc w:val="left"/>
-      <w:pPr>
-        <w:ind w:left="720" w:hanging="480"/>
-      </w:pPr>
-    </w:lvl>
-    <w:lvl w:ilvl="1">
-      <w:start w:val="64"/>
-      <w:numFmt w:val="decimal"/>
-      <w:lvlText w:val="%2."/>
-      <w:lvlJc w:val="left"/>
-      <w:pPr>
-        <w:ind w:left="1440" w:hanging="480"/>
-      </w:pPr>
-    </w:lvl>
-    <w:lvl w:ilvl="2">
-      <w:start w:val="64"/>
-      <w:numFmt w:val="decimal"/>
-      <w:lvlText w:val="%3."/>
-      <w:lvlJc w:val="left"/>
-      <w:pPr>
-        <w:ind w:left="2160" w:hanging="480"/>
-      </w:pPr>
-    </w:lvl>
-    <w:lvl w:ilvl="3">
-      <w:start w:val="64"/>
-      <w:numFmt w:val="decimal"/>
-      <w:lvlText w:val="%4."/>
-      <w:lvlJc w:val="left"/>
-      <w:pPr>
-        <w:ind w:left="2880" w:hanging="480"/>
-      </w:pPr>
-    </w:lvl>
-    <w:lvl w:ilvl="4">
-      <w:start w:val="64"/>
-      <w:numFmt w:val="decimal"/>
-      <w:lvlText w:val="%5."/>
-      <w:lvlJc w:val="left"/>
-      <w:pPr>
-        <w:ind w:left="3600" w:hanging="480"/>
-      </w:pPr>
-    </w:lvl>
-    <w:lvl w:ilvl="5">
-      <w:start w:val="64"/>
-      <w:numFmt w:val="decimal"/>
-      <w:lvlText w:val="%6."/>
-      <w:lvlJc w:val="left"/>
-      <w:pPr>
-        <w:ind w:left="4320" w:hanging="480"/>
-      </w:pPr>
-    </w:lvl>
-    <w:lvl w:ilvl="6">
-      <w:start w:val="64"/>
-      <w:numFmt w:val="decimal"/>
-      <w:lvlText w:val="%7."/>
-      <w:lvlJc w:val="left"/>
-      <w:pPr>
-        <w:ind w:left="5040" w:hanging="480"/>
-      </w:pPr>
-    </w:lvl>
-    <w:lvl w:ilvl="7">
-      <w:start w:val="64"/>
-      <w:numFmt w:val="decimal"/>
-      <w:lvlText w:val="%8."/>
-      <w:lvlJc w:val="left"/>
-      <w:pPr>
-        <w:ind w:left="5760" w:hanging="480"/>
-      </w:pPr>
-    </w:lvl>
-    <w:lvl w:ilvl="8">
-      <w:start w:val="64"/>
-      <w:numFmt w:val="decimal"/>
-      <w:lvlText w:val="%9."/>
-      <w:lvlJc w:val="left"/>
-      <w:pPr>
-        <w:ind w:left="6480" w:hanging="480"/>
-      </w:pPr>
-    </w:lvl>
-  </w:abstractNum>
-  <w:abstractNum w:abstractNumId="994170">
-    <w:nsid w:val="0A994170"/>
-    <w:multiLevelType w:val="multilevel"/>
-    <w:lvl w:ilvl="0">
-      <w:start w:val="70"/>
-      <w:numFmt w:val="decimal"/>
-      <w:lvlText w:val="%1."/>
-      <w:lvlJc w:val="left"/>
-      <w:pPr>
-        <w:ind w:left="720" w:hanging="480"/>
-      </w:pPr>
-    </w:lvl>
-    <w:lvl w:ilvl="1">
-      <w:start w:val="70"/>
-      <w:numFmt w:val="decimal"/>
-      <w:lvlText w:val="%2."/>
-      <w:lvlJc w:val="left"/>
-      <w:pPr>
-        <w:ind w:left="1440" w:hanging="480"/>
-      </w:pPr>
-    </w:lvl>
-    <w:lvl w:ilvl="2">
-      <w:start w:val="70"/>
-      <w:numFmt w:val="decimal"/>
-      <w:lvlText w:val="%3."/>
-      <w:lvlJc w:val="left"/>
-      <w:pPr>
-        <w:ind w:left="2160" w:hanging="480"/>
-      </w:pPr>
-    </w:lvl>
-    <w:lvl w:ilvl="3">
-      <w:start w:val="70"/>
-      <w:numFmt w:val="decimal"/>
-      <w:lvlText w:val="%4."/>
-      <w:lvlJc w:val="left"/>
-      <w:pPr>
-        <w:ind w:left="2880" w:hanging="480"/>
-      </w:pPr>
-    </w:lvl>
-    <w:lvl w:ilvl="4">
-      <w:start w:val="70"/>
-      <w:numFmt w:val="decimal"/>
-      <w:lvlText w:val="%5."/>
-      <w:lvlJc w:val="left"/>
-      <w:pPr>
-        <w:ind w:left="3600" w:hanging="480"/>
-      </w:pPr>
-    </w:lvl>
-    <w:lvl w:ilvl="5">
-      <w:start w:val="70"/>
-      <w:numFmt w:val="decimal"/>
-      <w:lvlText w:val="%6."/>
-      <w:lvlJc w:val="left"/>
-      <w:pPr>
-        <w:ind w:left="4320" w:hanging="480"/>
-      </w:pPr>
-    </w:lvl>
-    <w:lvl w:ilvl="6">
-      <w:start w:val="70"/>
-      <w:numFmt w:val="decimal"/>
-      <w:lvlText w:val="%7."/>
-      <w:lvlJc w:val="left"/>
-      <w:pPr>
-        <w:ind w:left="5040" w:hanging="480"/>
-      </w:pPr>
-    </w:lvl>
-    <w:lvl w:ilvl="7">
-      <w:start w:val="70"/>
-      <w:numFmt w:val="decimal"/>
-      <w:lvlText w:val="%8."/>
-      <w:lvlJc w:val="left"/>
-      <w:pPr>
-        <w:ind w:left="5760" w:hanging="480"/>
-      </w:pPr>
-    </w:lvl>
-    <w:lvl w:ilvl="8">
-      <w:start w:val="70"/>
-      <w:numFmt w:val="decimal"/>
-      <w:lvlText w:val="%9."/>
-      <w:lvlJc w:val="left"/>
-      <w:pPr>
-        <w:ind w:left="6480" w:hanging="480"/>
+        <w:ind w:left="6480" w:hanging="360"/>
       </w:pPr>
     </w:lvl>
   </w:abstractNum>
@@ -13638,273 +11848,273 @@
     </w:lvlOverride>
   </w:num>
   <w:num w:numId="1004">
-    <w:abstractNumId w:val="994113"/>
+    <w:abstractNumId w:val="99411"/>
     <w:lvlOverride w:ilvl="0">
-      <w:startOverride w:val="13"/>
+      <w:startOverride w:val="1"/>
     </w:lvlOverride>
     <w:lvlOverride w:ilvl="1">
-      <w:startOverride w:val="13"/>
+      <w:startOverride w:val="1"/>
     </w:lvlOverride>
     <w:lvlOverride w:ilvl="2">
-      <w:startOverride w:val="13"/>
+      <w:startOverride w:val="1"/>
     </w:lvlOverride>
     <w:lvlOverride w:ilvl="3">
-      <w:startOverride w:val="13"/>
+      <w:startOverride w:val="1"/>
     </w:lvlOverride>
     <w:lvlOverride w:ilvl="4">
-      <w:startOverride w:val="13"/>
+      <w:startOverride w:val="1"/>
     </w:lvlOverride>
     <w:lvlOverride w:ilvl="5">
-      <w:startOverride w:val="13"/>
+      <w:startOverride w:val="1"/>
     </w:lvlOverride>
     <w:lvlOverride w:ilvl="6">
-      <w:startOverride w:val="13"/>
+      <w:startOverride w:val="1"/>
     </w:lvlOverride>
     <w:lvlOverride w:ilvl="7">
-      <w:startOverride w:val="13"/>
+      <w:startOverride w:val="1"/>
     </w:lvlOverride>
     <w:lvlOverride w:ilvl="8">
-      <w:startOverride w:val="13"/>
+      <w:startOverride w:val="1"/>
     </w:lvlOverride>
   </w:num>
   <w:num w:numId="1005">
-    <w:abstractNumId w:val="994119"/>
+    <w:abstractNumId w:val="99411"/>
     <w:lvlOverride w:ilvl="0">
-      <w:startOverride w:val="19"/>
+      <w:startOverride w:val="1"/>
     </w:lvlOverride>
     <w:lvlOverride w:ilvl="1">
-      <w:startOverride w:val="19"/>
+      <w:startOverride w:val="1"/>
     </w:lvlOverride>
     <w:lvlOverride w:ilvl="2">
-      <w:startOverride w:val="19"/>
+      <w:startOverride w:val="1"/>
     </w:lvlOverride>
     <w:lvlOverride w:ilvl="3">
-      <w:startOverride w:val="19"/>
+      <w:startOverride w:val="1"/>
     </w:lvlOverride>
     <w:lvlOverride w:ilvl="4">
-      <w:startOverride w:val="19"/>
+      <w:startOverride w:val="1"/>
     </w:lvlOverride>
     <w:lvlOverride w:ilvl="5">
-      <w:startOverride w:val="19"/>
+      <w:startOverride w:val="1"/>
     </w:lvlOverride>
     <w:lvlOverride w:ilvl="6">
-      <w:startOverride w:val="19"/>
+      <w:startOverride w:val="1"/>
     </w:lvlOverride>
     <w:lvlOverride w:ilvl="7">
-      <w:startOverride w:val="19"/>
+      <w:startOverride w:val="1"/>
     </w:lvlOverride>
     <w:lvlOverride w:ilvl="8">
-      <w:startOverride w:val="19"/>
+      <w:startOverride w:val="1"/>
     </w:lvlOverride>
   </w:num>
   <w:num w:numId="1006">
-    <w:abstractNumId w:val="994127"/>
+    <w:abstractNumId w:val="99411"/>
     <w:lvlOverride w:ilvl="0">
-      <w:startOverride w:val="27"/>
+      <w:startOverride w:val="1"/>
     </w:lvlOverride>
     <w:lvlOverride w:ilvl="1">
-      <w:startOverride w:val="27"/>
+      <w:startOverride w:val="1"/>
     </w:lvlOverride>
     <w:lvlOverride w:ilvl="2">
-      <w:startOverride w:val="27"/>
+      <w:startOverride w:val="1"/>
     </w:lvlOverride>
     <w:lvlOverride w:ilvl="3">
-      <w:startOverride w:val="27"/>
+      <w:startOverride w:val="1"/>
     </w:lvlOverride>
     <w:lvlOverride w:ilvl="4">
-      <w:startOverride w:val="27"/>
+      <w:startOverride w:val="1"/>
     </w:lvlOverride>
     <w:lvlOverride w:ilvl="5">
-      <w:startOverride w:val="27"/>
+      <w:startOverride w:val="1"/>
     </w:lvlOverride>
     <w:lvlOverride w:ilvl="6">
-      <w:startOverride w:val="27"/>
+      <w:startOverride w:val="1"/>
     </w:lvlOverride>
     <w:lvlOverride w:ilvl="7">
-      <w:startOverride w:val="27"/>
+      <w:startOverride w:val="1"/>
     </w:lvlOverride>
     <w:lvlOverride w:ilvl="8">
-      <w:startOverride w:val="27"/>
+      <w:startOverride w:val="1"/>
     </w:lvlOverride>
   </w:num>
   <w:num w:numId="1007">
-    <w:abstractNumId w:val="994133"/>
+    <w:abstractNumId w:val="99411"/>
     <w:lvlOverride w:ilvl="0">
-      <w:startOverride w:val="33"/>
+      <w:startOverride w:val="1"/>
     </w:lvlOverride>
     <w:lvlOverride w:ilvl="1">
-      <w:startOverride w:val="33"/>
+      <w:startOverride w:val="1"/>
     </w:lvlOverride>
     <w:lvlOverride w:ilvl="2">
-      <w:startOverride w:val="33"/>
+      <w:startOverride w:val="1"/>
     </w:lvlOverride>
     <w:lvlOverride w:ilvl="3">
-      <w:startOverride w:val="33"/>
+      <w:startOverride w:val="1"/>
     </w:lvlOverride>
     <w:lvlOverride w:ilvl="4">
-      <w:startOverride w:val="33"/>
+      <w:startOverride w:val="1"/>
     </w:lvlOverride>
     <w:lvlOverride w:ilvl="5">
-      <w:startOverride w:val="33"/>
+      <w:startOverride w:val="1"/>
     </w:lvlOverride>
     <w:lvlOverride w:ilvl="6">
-      <w:startOverride w:val="33"/>
+      <w:startOverride w:val="1"/>
     </w:lvlOverride>
     <w:lvlOverride w:ilvl="7">
-      <w:startOverride w:val="33"/>
+      <w:startOverride w:val="1"/>
     </w:lvlOverride>
     <w:lvlOverride w:ilvl="8">
-      <w:startOverride w:val="33"/>
+      <w:startOverride w:val="1"/>
     </w:lvlOverride>
   </w:num>
   <w:num w:numId="1008">
-    <w:abstractNumId w:val="994138"/>
+    <w:abstractNumId w:val="99411"/>
     <w:lvlOverride w:ilvl="0">
-      <w:startOverride w:val="38"/>
+      <w:startOverride w:val="1"/>
     </w:lvlOverride>
     <w:lvlOverride w:ilvl="1">
-      <w:startOverride w:val="38"/>
+      <w:startOverride w:val="1"/>
     </w:lvlOverride>
     <w:lvlOverride w:ilvl="2">
-      <w:startOverride w:val="38"/>
+      <w:startOverride w:val="1"/>
     </w:lvlOverride>
     <w:lvlOverride w:ilvl="3">
-      <w:startOverride w:val="38"/>
+      <w:startOverride w:val="1"/>
     </w:lvlOverride>
     <w:lvlOverride w:ilvl="4">
-      <w:startOverride w:val="38"/>
+      <w:startOverride w:val="1"/>
     </w:lvlOverride>
     <w:lvlOverride w:ilvl="5">
-      <w:startOverride w:val="38"/>
+      <w:startOverride w:val="1"/>
     </w:lvlOverride>
     <w:lvlOverride w:ilvl="6">
-      <w:startOverride w:val="38"/>
+      <w:startOverride w:val="1"/>
     </w:lvlOverride>
     <w:lvlOverride w:ilvl="7">
-      <w:startOverride w:val="38"/>
+      <w:startOverride w:val="1"/>
     </w:lvlOverride>
     <w:lvlOverride w:ilvl="8">
-      <w:startOverride w:val="38"/>
+      <w:startOverride w:val="1"/>
     </w:lvlOverride>
   </w:num>
   <w:num w:numId="1009">
-    <w:abstractNumId w:val="994150"/>
+    <w:abstractNumId w:val="99411"/>
     <w:lvlOverride w:ilvl="0">
-      <w:startOverride w:val="50"/>
+      <w:startOverride w:val="1"/>
     </w:lvlOverride>
     <w:lvlOverride w:ilvl="1">
-      <w:startOverride w:val="50"/>
+      <w:startOverride w:val="1"/>
     </w:lvlOverride>
     <w:lvlOverride w:ilvl="2">
-      <w:startOverride w:val="50"/>
+      <w:startOverride w:val="1"/>
     </w:lvlOverride>
     <w:lvlOverride w:ilvl="3">
-      <w:startOverride w:val="50"/>
+      <w:startOverride w:val="1"/>
     </w:lvlOverride>
     <w:lvlOverride w:ilvl="4">
-      <w:startOverride w:val="50"/>
+      <w:startOverride w:val="1"/>
     </w:lvlOverride>
     <w:lvlOverride w:ilvl="5">
-      <w:startOverride w:val="50"/>
+      <w:startOverride w:val="1"/>
     </w:lvlOverride>
     <w:lvlOverride w:ilvl="6">
-      <w:startOverride w:val="50"/>
+      <w:startOverride w:val="1"/>
     </w:lvlOverride>
     <w:lvlOverride w:ilvl="7">
-      <w:startOverride w:val="50"/>
+      <w:startOverride w:val="1"/>
     </w:lvlOverride>
     <w:lvlOverride w:ilvl="8">
-      <w:startOverride w:val="50"/>
+      <w:startOverride w:val="1"/>
     </w:lvlOverride>
   </w:num>
   <w:num w:numId="1010">
-    <w:abstractNumId w:val="994156"/>
+    <w:abstractNumId w:val="99411"/>
     <w:lvlOverride w:ilvl="0">
-      <w:startOverride w:val="56"/>
+      <w:startOverride w:val="1"/>
     </w:lvlOverride>
     <w:lvlOverride w:ilvl="1">
-      <w:startOverride w:val="56"/>
+      <w:startOverride w:val="1"/>
     </w:lvlOverride>
     <w:lvlOverride w:ilvl="2">
-      <w:startOverride w:val="56"/>
+      <w:startOverride w:val="1"/>
     </w:lvlOverride>
     <w:lvlOverride w:ilvl="3">
-      <w:startOverride w:val="56"/>
+      <w:startOverride w:val="1"/>
     </w:lvlOverride>
     <w:lvlOverride w:ilvl="4">
-      <w:startOverride w:val="56"/>
+      <w:startOverride w:val="1"/>
     </w:lvlOverride>
     <w:lvlOverride w:ilvl="5">
-      <w:startOverride w:val="56"/>
+      <w:startOverride w:val="1"/>
     </w:lvlOverride>
     <w:lvlOverride w:ilvl="6">
-      <w:startOverride w:val="56"/>
+      <w:startOverride w:val="1"/>
     </w:lvlOverride>
     <w:lvlOverride w:ilvl="7">
-      <w:startOverride w:val="56"/>
+      <w:startOverride w:val="1"/>
     </w:lvlOverride>
     <w:lvlOverride w:ilvl="8">
-      <w:startOverride w:val="56"/>
+      <w:startOverride w:val="1"/>
     </w:lvlOverride>
   </w:num>
   <w:num w:numId="1011">
-    <w:abstractNumId w:val="994164"/>
+    <w:abstractNumId w:val="99411"/>
     <w:lvlOverride w:ilvl="0">
-      <w:startOverride w:val="64"/>
+      <w:startOverride w:val="1"/>
     </w:lvlOverride>
     <w:lvlOverride w:ilvl="1">
-      <w:startOverride w:val="64"/>
+      <w:startOverride w:val="1"/>
     </w:lvlOverride>
     <w:lvlOverride w:ilvl="2">
-      <w:startOverride w:val="64"/>
+      <w:startOverride w:val="1"/>
     </w:lvlOverride>
     <w:lvlOverride w:ilvl="3">
-      <w:startOverride w:val="64"/>
+      <w:startOverride w:val="1"/>
     </w:lvlOverride>
     <w:lvlOverride w:ilvl="4">
-      <w:startOverride w:val="64"/>
+      <w:startOverride w:val="1"/>
     </w:lvlOverride>
     <w:lvlOverride w:ilvl="5">
-      <w:startOverride w:val="64"/>
+      <w:startOverride w:val="1"/>
     </w:lvlOverride>
     <w:lvlOverride w:ilvl="6">
-      <w:startOverride w:val="64"/>
+      <w:startOverride w:val="1"/>
     </w:lvlOverride>
     <w:lvlOverride w:ilvl="7">
-      <w:startOverride w:val="64"/>
+      <w:startOverride w:val="1"/>
     </w:lvlOverride>
     <w:lvlOverride w:ilvl="8">
-      <w:startOverride w:val="64"/>
+      <w:startOverride w:val="1"/>
     </w:lvlOverride>
   </w:num>
   <w:num w:numId="1012">
-    <w:abstractNumId w:val="994170"/>
+    <w:abstractNumId w:val="99411"/>
     <w:lvlOverride w:ilvl="0">
-      <w:startOverride w:val="70"/>
+      <w:startOverride w:val="1"/>
     </w:lvlOverride>
     <w:lvlOverride w:ilvl="1">
-      <w:startOverride w:val="70"/>
+      <w:startOverride w:val="1"/>
     </w:lvlOverride>
     <w:lvlOverride w:ilvl="2">
-      <w:startOverride w:val="70"/>
+      <w:startOverride w:val="1"/>
     </w:lvlOverride>
     <w:lvlOverride w:ilvl="3">
-      <w:startOverride w:val="70"/>
+      <w:startOverride w:val="1"/>
     </w:lvlOverride>
     <w:lvlOverride w:ilvl="4">
-      <w:startOverride w:val="70"/>
+      <w:startOverride w:val="1"/>
     </w:lvlOverride>
     <w:lvlOverride w:ilvl="5">
-      <w:startOverride w:val="70"/>
+      <w:startOverride w:val="1"/>
     </w:lvlOverride>
     <w:lvlOverride w:ilvl="6">
-      <w:startOverride w:val="70"/>
+      <w:startOverride w:val="1"/>
     </w:lvlOverride>
     <w:lvlOverride w:ilvl="7">
-      <w:startOverride w:val="70"/>
+      <w:startOverride w:val="1"/>
     </w:lvlOverride>
     <w:lvlOverride w:ilvl="8">
-      <w:startOverride w:val="70"/>
+      <w:startOverride w:val="1"/>
     </w:lvlOverride>
   </w:num>
 </w:numbering>
@@ -13959,57 +12169,94 @@
     <w:name w:val="Title"/>
     <w:basedOn w:val="Normal"/>
     <w:next w:val="BodyText"/>
+    <w:link w:val="TitleChar"/>
+    <w:uiPriority w:val="10"/>
     <w:qFormat/>
+    <w:rsid w:val="00A10FD9"/>
     <w:pPr>
-      <w:keepNext/>
-      <w:keepLines/>
-      <w:spacing w:after="240" w:before="480"/>
+      <w:spacing w:after="80" w:line="240" w:lineRule="auto"/>
+      <w:contextualSpacing/>
       <w:jc w:val="center"/>
     </w:pPr>
     <w:rPr>
       <w:rFonts w:asciiTheme="majorHAnsi" w:cstheme="majorBidi" w:eastAsiaTheme="majorEastAsia" w:hAnsiTheme="majorHAnsi"/>
-      <w:b/>
-      <w:bCs/>
-      <w:color w:themeColor="accent1" w:themeShade="B5" w:val="345A8A"/>
-      <w:sz w:val="36"/>
-      <w:szCs w:val="36"/>
+      <w:sz w:val="56"/>
+      <w:szCs w:val="56"/>
+    </w:rPr>
+  </w:style>
+  <w:style w:customStyle="1" w:styleId="TitleChar" w:type="character">
+    <w:name w:val="Title Char"/>
+    <w:basedOn w:val="DefaultParagraphFont"/>
+    <w:link w:val="Title"/>
+    <w:uiPriority w:val="10"/>
+    <w:rsid w:val="00A10FD9"/>
+    <w:rPr>
+      <w:rFonts w:asciiTheme="majorHAnsi" w:cstheme="majorBidi" w:eastAsiaTheme="majorEastAsia" w:hAnsiTheme="majorHAnsi"/>
+      <w:sz w:val="56"/>
+      <w:szCs w:val="56"/>
     </w:rPr>
   </w:style>
   <w:style w:styleId="Subtitle" w:type="paragraph">
     <w:name w:val="Subtitle"/>
     <w:basedOn w:val="Title"/>
     <w:next w:val="BodyText"/>
+    <w:link w:val="SubtitleChar"/>
+    <w:uiPriority w:val="11"/>
     <w:qFormat/>
+    <w:rsid w:val="00A10FD9"/>
     <w:pPr>
-      <w:keepNext/>
-      <w:keepLines/>
-      <w:spacing w:after="240" w:before="240"/>
-      <w:jc w:val="center"/>
+      <w:numPr>
+        <w:ilvl w:val="1"/>
+      </w:numPr>
     </w:pPr>
     <w:rPr>
-      <w:sz w:val="30"/>
-      <w:szCs w:val="30"/>
+      <w:rFonts w:cstheme="majorBidi" w:eastAsiaTheme="majorEastAsia"/>
+      <w:spacing w:val="15"/>
+      <w:sz w:val="28"/>
+      <w:szCs w:val="28"/>
+    </w:rPr>
+  </w:style>
+  <w:style w:customStyle="1" w:styleId="SubtitleChar" w:type="character">
+    <w:name w:val="Subtitle Char"/>
+    <w:basedOn w:val="DefaultParagraphFont"/>
+    <w:link w:val="Subtitle"/>
+    <w:uiPriority w:val="11"/>
+    <w:rsid w:val="00A10FD9"/>
+    <w:rPr>
+      <w:rFonts w:cstheme="majorBidi" w:eastAsiaTheme="majorEastAsia"/>
+      <w:color w:themeColor="text1" w:themeTint="A6" w:val="595959"/>
+      <w:spacing w:val="15"/>
+      <w:sz w:val="28"/>
+      <w:szCs w:val="28"/>
     </w:rPr>
   </w:style>
   <w:style w:customStyle="1" w:styleId="Author" w:type="paragraph">
     <w:name w:val="Author"/>
+    <w:basedOn w:val="Title"/>
     <w:next w:val="BodyText"/>
     <w:qFormat/>
     <w:pPr>
       <w:keepNext/>
       <w:keepLines/>
-      <w:jc w:val="center"/>
     </w:pPr>
+    <w:rPr>
+      <w:sz w:val="24"/>
+      <w:szCs w:val="24"/>
+    </w:rPr>
   </w:style>
   <w:style w:styleId="Date" w:type="paragraph">
     <w:name w:val="Date"/>
+    <w:basedOn w:val="Title"/>
     <w:next w:val="BodyText"/>
     <w:qFormat/>
     <w:pPr>
       <w:keepNext/>
       <w:keepLines/>
-      <w:jc w:val="center"/>
     </w:pPr>
+    <w:rPr>
+      <w:sz w:val="24"/>
+      <w:szCs w:val="24"/>
+    </w:rPr>
   </w:style>
   <w:style w:customStyle="1" w:styleId="AbstractTitle" w:type="paragraph">
     <w:name w:val="Abstract Title"/>
@@ -14024,7 +12271,6 @@
     </w:pPr>
     <w:rPr>
       <w:b/>
-      <w:color w:val="345A8A"/>
       <w:sz w:val="20"/>
       <w:szCs w:val="20"/>
     </w:rPr>
@@ -14053,191 +12299,321 @@
     <w:rPr/>
   </w:style>
   <w:style w:styleId="Heading1" w:type="paragraph">
-    <w:name w:val="Heading 1"/>
+    <w:name w:val="heading 1"/>
     <w:basedOn w:val="Normal"/>
     <w:next w:val="BodyText"/>
+    <w:link w:val="Heading1Char"/>
     <w:uiPriority w:val="9"/>
     <w:qFormat/>
+    <w:rsid w:val="00A10FD9"/>
     <w:pPr>
       <w:keepNext/>
       <w:keepLines/>
-      <w:spacing w:after="0" w:before="480"/>
+      <w:spacing w:after="80" w:before="360"/>
       <w:outlineLvl w:val="0"/>
     </w:pPr>
     <w:rPr>
       <w:rFonts w:asciiTheme="majorHAnsi" w:cstheme="majorBidi" w:eastAsiaTheme="majorEastAsia" w:hAnsiTheme="majorHAnsi"/>
-      <w:b/>
-      <w:bCs/>
-      <w:color w:themeColor="accent1" w:val="4F81BD"/>
+      <w:color w:themeColor="accent1" w:themeShade="BF" w:val="0F4761"/>
+      <w:sz w:val="40"/>
+      <w:szCs w:val="40"/>
+    </w:rPr>
+  </w:style>
+  <w:style w:styleId="Heading2" w:type="paragraph">
+    <w:name w:val="heading 2"/>
+    <w:basedOn w:val="Normal"/>
+    <w:next w:val="BodyText"/>
+    <w:link w:val="Heading2Char"/>
+    <w:uiPriority w:val="9"/>
+    <w:semiHidden/>
+    <w:unhideWhenUsed/>
+    <w:qFormat/>
+    <w:rsid w:val="00A10FD9"/>
+    <w:pPr>
+      <w:keepNext/>
+      <w:keepLines/>
+      <w:spacing w:after="80" w:before="160"/>
+      <w:outlineLvl w:val="1"/>
+    </w:pPr>
+    <w:rPr>
+      <w:rFonts w:asciiTheme="majorHAnsi" w:cstheme="majorBidi" w:eastAsiaTheme="majorEastAsia" w:hAnsiTheme="majorHAnsi"/>
+      <w:color w:themeColor="accent1" w:themeShade="BF" w:val="0F4761"/>
       <w:sz w:val="32"/>
       <w:szCs w:val="32"/>
     </w:rPr>
   </w:style>
-  <w:style w:styleId="Heading2" w:type="paragraph">
-    <w:name w:val="Heading 2"/>
+  <w:style w:styleId="Heading3" w:type="paragraph">
+    <w:name w:val="heading 3"/>
     <w:basedOn w:val="Normal"/>
     <w:next w:val="BodyText"/>
+    <w:link w:val="Heading3Char"/>
     <w:uiPriority w:val="9"/>
+    <w:semiHidden/>
     <w:unhideWhenUsed/>
     <w:qFormat/>
+    <w:rsid w:val="00A10FD9"/>
     <w:pPr>
       <w:keepNext/>
       <w:keepLines/>
-      <w:spacing w:after="0" w:before="200"/>
-      <w:outlineLvl w:val="1"/>
+      <w:spacing w:after="80" w:before="160"/>
+      <w:outlineLvl w:val="2"/>
     </w:pPr>
     <w:rPr>
-      <w:rFonts w:asciiTheme="majorHAnsi" w:cstheme="majorBidi" w:eastAsiaTheme="majorEastAsia" w:hAnsiTheme="majorHAnsi"/>
-      <w:b/>
-      <w:bCs/>
-      <w:color w:themeColor="accent1" w:val="4F81BD"/>
+      <w:rFonts w:cstheme="majorBidi" w:eastAsiaTheme="majorEastAsia"/>
+      <w:color w:themeColor="accent1" w:themeShade="BF" w:val="0F4761"/>
       <w:sz w:val="28"/>
       <w:szCs w:val="28"/>
     </w:rPr>
   </w:style>
-  <w:style w:styleId="Heading3" w:type="paragraph">
-    <w:name w:val="Heading 3"/>
+  <w:style w:styleId="Heading4" w:type="paragraph">
+    <w:name w:val="heading 4"/>
     <w:basedOn w:val="Normal"/>
     <w:next w:val="BodyText"/>
+    <w:link w:val="Heading4Char"/>
     <w:uiPriority w:val="9"/>
+    <w:semiHidden/>
     <w:unhideWhenUsed/>
     <w:qFormat/>
+    <w:rsid w:val="00A10FD9"/>
     <w:pPr>
       <w:keepNext/>
       <w:keepLines/>
-      <w:spacing w:after="0" w:before="200"/>
-      <w:outlineLvl w:val="2"/>
+      <w:spacing w:after="40" w:before="80"/>
+      <w:outlineLvl w:val="3"/>
     </w:pPr>
     <w:rPr>
-      <w:rFonts w:asciiTheme="majorHAnsi" w:cstheme="majorBidi" w:eastAsiaTheme="majorEastAsia" w:hAnsiTheme="majorHAnsi"/>
-      <w:b/>
-      <w:bCs/>
-      <w:color w:themeColor="accent1" w:val="4F81BD"/>
-      <w:sz w:val="24"/>
-      <w:szCs w:val="24"/>
+      <w:rFonts w:cstheme="majorBidi" w:eastAsiaTheme="majorEastAsia"/>
+      <w:i/>
+      <w:iCs/>
+      <w:color w:themeColor="accent1" w:themeShade="BF" w:val="0F4761"/>
     </w:rPr>
   </w:style>
-  <w:style w:styleId="Heading4" w:type="paragraph">
-    <w:name w:val="Heading 4"/>
+  <w:style w:styleId="Heading5" w:type="paragraph">
+    <w:name w:val="heading 5"/>
     <w:basedOn w:val="Normal"/>
     <w:next w:val="BodyText"/>
+    <w:link w:val="Heading5Char"/>
     <w:uiPriority w:val="9"/>
+    <w:semiHidden/>
     <w:unhideWhenUsed/>
     <w:qFormat/>
+    <w:rsid w:val="00A10FD9"/>
     <w:pPr>
       <w:keepNext/>
       <w:keepLines/>
-      <w:spacing w:after="0" w:before="200"/>
-      <w:outlineLvl w:val="3"/>
+      <w:spacing w:after="40" w:before="80"/>
+      <w:outlineLvl w:val="4"/>
     </w:pPr>
     <w:rPr>
-      <w:rFonts w:asciiTheme="majorHAnsi" w:cstheme="majorBidi" w:eastAsiaTheme="majorEastAsia" w:hAnsiTheme="majorHAnsi"/>
-      <w:bCs/>
-      <w:i/>
-      <w:color w:themeColor="accent1" w:val="4F81BD"/>
-      <w:sz w:val="24"/>
-      <w:szCs w:val="24"/>
+      <w:rFonts w:cstheme="majorBidi" w:eastAsiaTheme="majorEastAsia"/>
+      <w:color w:themeColor="accent1" w:themeShade="BF" w:val="0F4761"/>
     </w:rPr>
   </w:style>
-  <w:style w:styleId="Heading5" w:type="paragraph">
-    <w:name w:val="Heading 5"/>
+  <w:style w:styleId="Heading6" w:type="paragraph">
+    <w:name w:val="heading 6"/>
     <w:basedOn w:val="Normal"/>
     <w:next w:val="BodyText"/>
+    <w:link w:val="Heading6Char"/>
     <w:uiPriority w:val="9"/>
+    <w:semiHidden/>
     <w:unhideWhenUsed/>
     <w:qFormat/>
+    <w:rsid w:val="00A10FD9"/>
     <w:pPr>
       <w:keepNext/>
       <w:keepLines/>
-      <w:spacing w:after="0" w:before="200"/>
-      <w:outlineLvl w:val="4"/>
+      <w:spacing w:after="0" w:before="40"/>
+      <w:outlineLvl w:val="5"/>
     </w:pPr>
     <w:rPr>
-      <w:rFonts w:asciiTheme="majorHAnsi" w:cstheme="majorBidi" w:eastAsiaTheme="majorEastAsia" w:hAnsiTheme="majorHAnsi"/>
+      <w:rFonts w:cstheme="majorBidi" w:eastAsiaTheme="majorEastAsia"/>
+      <w:i/>
       <w:iCs/>
-      <w:color w:themeColor="accent1" w:val="4F81BD"/>
-      <w:sz w:val="24"/>
-      <w:szCs w:val="24"/>
+      <w:color w:themeColor="text1" w:themeTint="A6" w:val="595959"/>
     </w:rPr>
   </w:style>
-  <w:style w:styleId="Heading6" w:type="paragraph">
-    <w:name w:val="Heading 6"/>
+  <w:style w:styleId="Heading7" w:type="paragraph">
+    <w:name w:val="heading 7"/>
     <w:basedOn w:val="Normal"/>
     <w:next w:val="BodyText"/>
+    <w:link w:val="Heading7Char"/>
     <w:uiPriority w:val="9"/>
+    <w:semiHidden/>
     <w:unhideWhenUsed/>
     <w:qFormat/>
+    <w:rsid w:val="00A10FD9"/>
     <w:pPr>
       <w:keepNext/>
       <w:keepLines/>
-      <w:spacing w:after="0" w:before="200"/>
-      <w:outlineLvl w:val="5"/>
+      <w:spacing w:after="0" w:before="40"/>
+      <w:outlineLvl w:val="6"/>
     </w:pPr>
     <w:rPr>
-      <w:rFonts w:asciiTheme="majorHAnsi" w:cstheme="majorBidi" w:eastAsiaTheme="majorEastAsia" w:hAnsiTheme="majorHAnsi"/>
-      <w:color w:themeColor="accent1" w:val="4F81BD"/>
-      <w:sz w:val="24"/>
-      <w:szCs w:val="24"/>
+      <w:rFonts w:cstheme="majorBidi" w:eastAsiaTheme="majorEastAsia"/>
+      <w:color w:themeColor="text1" w:themeTint="A6" w:val="595959"/>
     </w:rPr>
   </w:style>
-  <w:style w:styleId="Heading7" w:type="paragraph">
-    <w:name w:val="Heading 7"/>
+  <w:style w:styleId="Heading8" w:type="paragraph">
+    <w:name w:val="heading 8"/>
     <w:basedOn w:val="Normal"/>
     <w:next w:val="BodyText"/>
+    <w:link w:val="Heading8Char"/>
     <w:uiPriority w:val="9"/>
+    <w:semiHidden/>
     <w:unhideWhenUsed/>
     <w:qFormat/>
+    <w:rsid w:val="00A10FD9"/>
     <w:pPr>
       <w:keepNext/>
       <w:keepLines/>
-      <w:spacing w:after="0" w:before="200"/>
-      <w:outlineLvl w:val="6"/>
+      <w:spacing w:after="0"/>
+      <w:outlineLvl w:val="7"/>
     </w:pPr>
     <w:rPr>
-      <w:rFonts w:asciiTheme="majorHAnsi" w:cstheme="majorBidi" w:eastAsiaTheme="majorEastAsia" w:hAnsiTheme="majorHAnsi"/>
-      <w:color w:themeColor="accent1" w:val="4F81BD"/>
-      <w:sz w:val="24"/>
-      <w:szCs w:val="24"/>
+      <w:rFonts w:cstheme="majorBidi" w:eastAsiaTheme="majorEastAsia"/>
+      <w:i/>
+      <w:iCs/>
+      <w:color w:themeColor="text1" w:themeTint="D8" w:val="272727"/>
     </w:rPr>
   </w:style>
-  <w:style w:styleId="Heading8" w:type="paragraph">
-    <w:name w:val="Heading 8"/>
+  <w:style w:styleId="Heading9" w:type="paragraph">
+    <w:name w:val="heading 9"/>
     <w:basedOn w:val="Normal"/>
     <w:next w:val="BodyText"/>
+    <w:link w:val="Heading9Char"/>
     <w:uiPriority w:val="9"/>
+    <w:semiHidden/>
     <w:unhideWhenUsed/>
     <w:qFormat/>
+    <w:rsid w:val="00A10FD9"/>
     <w:pPr>
       <w:keepNext/>
       <w:keepLines/>
-      <w:spacing w:after="0" w:before="200"/>
-      <w:outlineLvl w:val="7"/>
-    </w:pPr>
-    <w:rPr>
-      <w:rFonts w:asciiTheme="majorHAnsi" w:cstheme="majorBidi" w:eastAsiaTheme="majorEastAsia" w:hAnsiTheme="majorHAnsi"/>
-      <w:color w:themeColor="accent1" w:val="4F81BD"/>
-      <w:sz w:val="24"/>
-      <w:szCs w:val="24"/>
-    </w:rPr>
-  </w:style>
-  <w:style w:styleId="Heading9" w:type="paragraph">
-    <w:name w:val="Heading 9"/>
-    <w:basedOn w:val="Normal"/>
-    <w:next w:val="BodyText"/>
-    <w:uiPriority w:val="9"/>
-    <w:unhideWhenUsed/>
-    <w:qFormat/>
-    <w:pPr>
-      <w:keepNext/>
-      <w:keepLines/>
-      <w:spacing w:after="0" w:before="200"/>
+      <w:spacing w:after="0"/>
       <w:outlineLvl w:val="8"/>
     </w:pPr>
     <w:rPr>
+      <w:rFonts w:cstheme="majorBidi" w:eastAsiaTheme="majorEastAsia"/>
+      <w:color w:themeColor="text1" w:themeTint="D8" w:val="272727"/>
+    </w:rPr>
+  </w:style>
+  <w:style w:customStyle="1" w:styleId="Heading1Char" w:type="character">
+    <w:name w:val="Heading 1 Char"/>
+    <w:basedOn w:val="DefaultParagraphFont"/>
+    <w:link w:val="Heading1"/>
+    <w:uiPriority w:val="9"/>
+    <w:rsid w:val="00A10FD9"/>
+    <w:rPr>
       <w:rFonts w:asciiTheme="majorHAnsi" w:cstheme="majorBidi" w:eastAsiaTheme="majorEastAsia" w:hAnsiTheme="majorHAnsi"/>
-      <w:color w:themeColor="accent1" w:val="4F81BD"/>
-      <w:sz w:val="24"/>
-      <w:szCs w:val="24"/>
+      <w:color w:themeColor="accent1" w:themeShade="BF" w:val="0F4761"/>
+      <w:sz w:val="40"/>
+      <w:szCs w:val="40"/>
+    </w:rPr>
+  </w:style>
+  <w:style w:customStyle="1" w:styleId="Heading2Char" w:type="character">
+    <w:name w:val="Heading 2 Char"/>
+    <w:basedOn w:val="DefaultParagraphFont"/>
+    <w:link w:val="Heading2"/>
+    <w:uiPriority w:val="9"/>
+    <w:semiHidden/>
+    <w:rsid w:val="00A10FD9"/>
+    <w:rPr>
+      <w:rFonts w:asciiTheme="majorHAnsi" w:cstheme="majorBidi" w:eastAsiaTheme="majorEastAsia" w:hAnsiTheme="majorHAnsi"/>
+      <w:color w:themeColor="accent1" w:themeShade="BF" w:val="0F4761"/>
+      <w:sz w:val="32"/>
+      <w:szCs w:val="32"/>
+    </w:rPr>
+  </w:style>
+  <w:style w:customStyle="1" w:styleId="Heading3Char" w:type="character">
+    <w:name w:val="Heading 3 Char"/>
+    <w:basedOn w:val="DefaultParagraphFont"/>
+    <w:link w:val="Heading3"/>
+    <w:uiPriority w:val="9"/>
+    <w:semiHidden/>
+    <w:rsid w:val="00A10FD9"/>
+    <w:rPr>
+      <w:rFonts w:cstheme="majorBidi" w:eastAsiaTheme="majorEastAsia"/>
+      <w:color w:themeColor="accent1" w:themeShade="BF" w:val="0F4761"/>
+      <w:sz w:val="28"/>
+      <w:szCs w:val="28"/>
+    </w:rPr>
+  </w:style>
+  <w:style w:customStyle="1" w:styleId="Heading4Char" w:type="character">
+    <w:name w:val="Heading 4 Char"/>
+    <w:basedOn w:val="DefaultParagraphFont"/>
+    <w:link w:val="Heading4"/>
+    <w:uiPriority w:val="9"/>
+    <w:semiHidden/>
+    <w:rsid w:val="00A10FD9"/>
+    <w:rPr>
+      <w:rFonts w:cstheme="majorBidi" w:eastAsiaTheme="majorEastAsia"/>
+      <w:i/>
+      <w:iCs/>
+      <w:color w:themeColor="accent1" w:themeShade="BF" w:val="0F4761"/>
+    </w:rPr>
+  </w:style>
+  <w:style w:customStyle="1" w:styleId="Heading5Char" w:type="character">
+    <w:name w:val="Heading 5 Char"/>
+    <w:basedOn w:val="DefaultParagraphFont"/>
+    <w:link w:val="Heading5"/>
+    <w:uiPriority w:val="9"/>
+    <w:semiHidden/>
+    <w:rsid w:val="00A10FD9"/>
+    <w:rPr>
+      <w:rFonts w:cstheme="majorBidi" w:eastAsiaTheme="majorEastAsia"/>
+      <w:color w:themeColor="accent1" w:themeShade="BF" w:val="0F4761"/>
+    </w:rPr>
+  </w:style>
+  <w:style w:customStyle="1" w:styleId="Heading6Char" w:type="character">
+    <w:name w:val="Heading 6 Char"/>
+    <w:basedOn w:val="DefaultParagraphFont"/>
+    <w:link w:val="Heading6"/>
+    <w:uiPriority w:val="9"/>
+    <w:semiHidden/>
+    <w:rsid w:val="00A10FD9"/>
+    <w:rPr>
+      <w:rFonts w:cstheme="majorBidi" w:eastAsiaTheme="majorEastAsia"/>
+      <w:i/>
+      <w:iCs/>
+      <w:color w:themeColor="text1" w:themeTint="A6" w:val="595959"/>
+    </w:rPr>
+  </w:style>
+  <w:style w:customStyle="1" w:styleId="Heading7Char" w:type="character">
+    <w:name w:val="Heading 7 Char"/>
+    <w:basedOn w:val="DefaultParagraphFont"/>
+    <w:link w:val="Heading7"/>
+    <w:uiPriority w:val="9"/>
+    <w:semiHidden/>
+    <w:rsid w:val="00A10FD9"/>
+    <w:rPr>
+      <w:rFonts w:cstheme="majorBidi" w:eastAsiaTheme="majorEastAsia"/>
+      <w:color w:themeColor="text1" w:themeTint="A6" w:val="595959"/>
+    </w:rPr>
+  </w:style>
+  <w:style w:customStyle="1" w:styleId="Heading8Char" w:type="character">
+    <w:name w:val="Heading 8 Char"/>
+    <w:basedOn w:val="DefaultParagraphFont"/>
+    <w:link w:val="Heading8"/>
+    <w:uiPriority w:val="9"/>
+    <w:semiHidden/>
+    <w:rsid w:val="00A10FD9"/>
+    <w:rPr>
+      <w:rFonts w:cstheme="majorBidi" w:eastAsiaTheme="majorEastAsia"/>
+      <w:i/>
+      <w:iCs/>
+      <w:color w:themeColor="text1" w:themeTint="D8" w:val="272727"/>
+    </w:rPr>
+  </w:style>
+  <w:style w:customStyle="1" w:styleId="Heading9Char" w:type="character">
+    <w:name w:val="Heading 9 Char"/>
+    <w:basedOn w:val="DefaultParagraphFont"/>
+    <w:link w:val="Heading9"/>
+    <w:uiPriority w:val="9"/>
+    <w:semiHidden/>
+    <w:rsid w:val="00A10FD9"/>
+    <w:rPr>
+      <w:rFonts w:cstheme="majorBidi" w:eastAsiaTheme="majorEastAsia"/>
+      <w:color w:themeColor="text1" w:themeTint="D8" w:val="272727"/>
     </w:rPr>
   </w:style>
   <w:style w:styleId="BlockText" w:type="paragraph">
@@ -14262,8 +12638,8 @@
   </w:style>
   <w:style w:styleId="FootnoteBlockText" w:type="paragraph">
     <w:name w:val="Footnote Block Text"/>
-    <w:basedOn w:val="Footnote Text"/>
-    <w:next w:val="Footnote Text"/>
+    <w:basedOn w:val="FootnoteText"/>
+    <w:next w:val="FootnoteText"/>
     <w:uiPriority w:val="9"/>
     <w:unhideWhenUsed/>
     <w:qFormat/>
@@ -14655,44 +13031,44 @@
         <a:sysClr val="window" lastClr="FFFFFF"/>
       </a:lt1>
       <a:dk2>
-        <a:srgbClr val="1F497D"/>
+        <a:srgbClr val="0E2841"/>
       </a:dk2>
       <a:lt2>
-        <a:srgbClr val="EEECE1"/>
+        <a:srgbClr val="E8E8E8"/>
       </a:lt2>
       <a:accent1>
-        <a:srgbClr val="4F81BD"/>
+        <a:srgbClr val="156082"/>
       </a:accent1>
       <a:accent2>
-        <a:srgbClr val="C0504D"/>
+        <a:srgbClr val="E97132"/>
       </a:accent2>
       <a:accent3>
-        <a:srgbClr val="9BBB59"/>
+        <a:srgbClr val="196B24"/>
       </a:accent3>
       <a:accent4>
-        <a:srgbClr val="8064A2"/>
+        <a:srgbClr val="0F9ED5"/>
       </a:accent4>
       <a:accent5>
-        <a:srgbClr val="4BACC6"/>
+        <a:srgbClr val="A02B93"/>
       </a:accent5>
       <a:accent6>
-        <a:srgbClr val="F79646"/>
+        <a:srgbClr val="4EA72E"/>
       </a:accent6>
       <a:hlink>
-        <a:srgbClr val="0000FF"/>
+        <a:srgbClr val="467886"/>
       </a:hlink>
       <a:folHlink>
-        <a:srgbClr val="800080"/>
+        <a:srgbClr val="96607D"/>
       </a:folHlink>
     </a:clrScheme>
     <a:fontScheme name="Office">
       <a:majorFont>
-        <a:latin typeface="Calibri"/>
+        <a:latin typeface="Aptos Display" panose="02110004020202020204"/>
         <a:ea typeface=""/>
         <a:cs typeface=""/>
-        <a:font script="Jpan" typeface="ＭＳ ゴシック"/>
+        <a:font script="Jpan" typeface="游ゴシック Light"/>
         <a:font script="Hang" typeface="맑은 고딕"/>
-        <a:font script="Hans" typeface="宋体"/>
+        <a:font script="Hans" typeface="等线 Light"/>
         <a:font script="Hant" typeface="新細明體"/>
         <a:font script="Arab" typeface="Times New Roman"/>
         <a:font script="Hebr" typeface="Times New Roman"/>
@@ -14719,14 +13095,32 @@
         <a:font script="Mong" typeface="Mongolian Baiti"/>
         <a:font script="Viet" typeface="Times New Roman"/>
         <a:font script="Uigh" typeface="Microsoft Uighur"/>
+        <a:font script="Geor" typeface="Sylfaen"/>
+        <a:font script="Armn" typeface="Arial"/>
+        <a:font script="Bugi" typeface="Leelawadee UI"/>
+        <a:font script="Bopo" typeface="Microsoft JhengHei"/>
+        <a:font script="Java" typeface="Javanese Text"/>
+        <a:font script="Lisu" typeface="Segoe UI"/>
+        <a:font script="Mymr" typeface="Myanmar Text"/>
+        <a:font script="Nkoo" typeface="Ebrima"/>
+        <a:font script="Olck" typeface="Nirmala UI"/>
+        <a:font script="Osma" typeface="Ebrima"/>
+        <a:font script="Phag" typeface="Phagspa"/>
+        <a:font script="Syrn" typeface="Estrangelo Edessa"/>
+        <a:font script="Syrj" typeface="Estrangelo Edessa"/>
+        <a:font script="Syre" typeface="Estrangelo Edessa"/>
+        <a:font script="Sora" typeface="Nirmala UI"/>
+        <a:font script="Tale" typeface="Microsoft Tai Le"/>
+        <a:font script="Talu" typeface="Microsoft New Tai Lue"/>
+        <a:font script="Tfng" typeface="Ebrima"/>
       </a:majorFont>
       <a:minorFont>
-        <a:latin typeface="Cambria"/>
+        <a:latin typeface="Aptos" panose="02110004020202020204"/>
         <a:ea typeface=""/>
         <a:cs typeface=""/>
-        <a:font script="Jpan" typeface="ＭＳ 明朝"/>
+        <a:font script="Jpan" typeface="游明朝"/>
         <a:font script="Hang" typeface="맑은 고딕"/>
-        <a:font script="Hans" typeface="宋体"/>
+        <a:font script="Hans" typeface="等线"/>
         <a:font script="Hant" typeface="新細明體"/>
         <a:font script="Arab" typeface="Arial"/>
         <a:font script="Hebr" typeface="Arial"/>
@@ -14753,6 +13147,24 @@
         <a:font script="Mong" typeface="Mongolian Baiti"/>
         <a:font script="Viet" typeface="Arial"/>
         <a:font script="Uigh" typeface="Microsoft Uighur"/>
+        <a:font script="Geor" typeface="Sylfaen"/>
+        <a:font script="Armn" typeface="Arial"/>
+        <a:font script="Bugi" typeface="Leelawadee UI"/>
+        <a:font script="Bopo" typeface="Microsoft JhengHei"/>
+        <a:font script="Java" typeface="Javanese Text"/>
+        <a:font script="Lisu" typeface="Segoe UI"/>
+        <a:font script="Mymr" typeface="Myanmar Text"/>
+        <a:font script="Nkoo" typeface="Ebrima"/>
+        <a:font script="Olck" typeface="Nirmala UI"/>
+        <a:font script="Osma" typeface="Ebrima"/>
+        <a:font script="Phag" typeface="Phagspa"/>
+        <a:font script="Syrn" typeface="Estrangelo Edessa"/>
+        <a:font script="Syrj" typeface="Estrangelo Edessa"/>
+        <a:font script="Syre" typeface="Estrangelo Edessa"/>
+        <a:font script="Sora" typeface="Nirmala UI"/>
+        <a:font script="Tale" typeface="Microsoft Tai Le"/>
+        <a:font script="Talu" typeface="Microsoft New Tai Lue"/>
+        <a:font script="Tfng" typeface="Ebrima"/>
       </a:minorFont>
     </a:fontScheme>
     <a:fmtScheme name="Office">
@@ -14764,200 +13176,141 @@
           <a:gsLst>
             <a:gs pos="0">
               <a:schemeClr val="phClr">
-                <a:tint val="50000"/>
-                <a:satMod val="300000"/>
+                <a:lumMod val="110000"/>
+                <a:satMod val="105000"/>
+                <a:tint val="67000"/>
               </a:schemeClr>
             </a:gs>
-            <a:gs pos="35000">
+            <a:gs pos="50000">
               <a:schemeClr val="phClr">
-                <a:tint val="37000"/>
-                <a:satMod val="300000"/>
+                <a:lumMod val="105000"/>
+                <a:satMod val="103000"/>
+                <a:tint val="73000"/>
               </a:schemeClr>
             </a:gs>
             <a:gs pos="100000">
               <a:schemeClr val="phClr">
-                <a:tint val="15000"/>
-                <a:satMod val="350000"/>
+                <a:lumMod val="105000"/>
+                <a:satMod val="109000"/>
+                <a:tint val="81000"/>
               </a:schemeClr>
             </a:gs>
           </a:gsLst>
-          <a:lin ang="16200000" scaled="1"/>
+          <a:lin ang="5400000" scaled="0"/>
         </a:gradFill>
         <a:gradFill rotWithShape="1">
           <a:gsLst>
             <a:gs pos="0">
               <a:schemeClr val="phClr">
-                <a:tint val="100000"/>
+                <a:satMod val="103000"/>
+                <a:lumMod val="102000"/>
+                <a:tint val="94000"/>
+              </a:schemeClr>
+            </a:gs>
+            <a:gs pos="50000">
+              <a:schemeClr val="phClr">
+                <a:satMod val="110000"/>
+                <a:lumMod val="100000"/>
                 <a:shade val="100000"/>
-                <a:satMod val="130000"/>
               </a:schemeClr>
             </a:gs>
             <a:gs pos="100000">
               <a:schemeClr val="phClr">
-                <a:tint val="50000"/>
-                <a:shade val="100000"/>
-                <a:satMod val="350000"/>
+                <a:lumMod val="99000"/>
+                <a:satMod val="120000"/>
+                <a:shade val="78000"/>
               </a:schemeClr>
             </a:gs>
           </a:gsLst>
-          <a:lin ang="16200000" scaled="0"/>
+          <a:lin ang="5400000" scaled="0"/>
         </a:gradFill>
       </a:fillStyleLst>
       <a:lnStyleLst>
-        <a:ln w="9525" cap="flat" cmpd="sng" algn="ctr">
-          <a:solidFill>
-            <a:schemeClr val="phClr">
-              <a:shade val="95000"/>
-              <a:satMod val="105000"/>
-            </a:schemeClr>
-          </a:solidFill>
-          <a:prstDash val="solid"/>
-        </a:ln>
-        <a:ln w="25400" cap="flat" cmpd="sng" algn="ctr">
+        <a:ln w="6350" cap="flat" cmpd="sng" algn="ctr">
           <a:solidFill>
             <a:schemeClr val="phClr"/>
           </a:solidFill>
           <a:prstDash val="solid"/>
+          <a:miter lim="800000"/>
         </a:ln>
-        <a:ln w="38100" cap="flat" cmpd="sng" algn="ctr">
+        <a:ln w="12700" cap="flat" cmpd="sng" algn="ctr">
           <a:solidFill>
             <a:schemeClr val="phClr"/>
           </a:solidFill>
           <a:prstDash val="solid"/>
+          <a:miter lim="800000"/>
+        </a:ln>
+        <a:ln w="19050" cap="flat" cmpd="sng" algn="ctr">
+          <a:solidFill>
+            <a:schemeClr val="phClr"/>
+          </a:solidFill>
+          <a:prstDash val="solid"/>
+          <a:miter lim="800000"/>
         </a:ln>
       </a:lnStyleLst>
       <a:effectStyleLst>
         <a:effectStyle>
+          <a:effectLst/>
+        </a:effectStyle>
+        <a:effectStyle>
+          <a:effectLst/>
+        </a:effectStyle>
+        <a:effectStyle>
           <a:effectLst>
-            <a:outerShdw blurRad="40000" dist="20000" dir="5400000" rotWithShape="0">
+            <a:outerShdw blurRad="57150" dist="19050" dir="5400000" algn="ctr" rotWithShape="0">
               <a:srgbClr val="000000">
-                <a:alpha val="38000"/>
+                <a:alpha val="63000"/>
               </a:srgbClr>
             </a:outerShdw>
           </a:effectLst>
-        </a:effectStyle>
-        <a:effectStyle>
-          <a:effectLst>
-            <a:outerShdw blurRad="40000" dist="23000" dir="5400000" rotWithShape="0">
-              <a:srgbClr val="000000">
-                <a:alpha val="35000"/>
-              </a:srgbClr>
-            </a:outerShdw>
-          </a:effectLst>
-        </a:effectStyle>
-        <a:effectStyle>
-          <a:effectLst>
-            <a:outerShdw blurRad="40000" dist="23000" dir="5400000" rotWithShape="0">
-              <a:srgbClr val="000000">
-                <a:alpha val="35000"/>
-              </a:srgbClr>
-            </a:outerShdw>
-          </a:effectLst>
-          <a:scene3d>
-            <a:camera prst="orthographicFront">
-              <a:rot lat="0" lon="0" rev="0"/>
-            </a:camera>
-            <a:lightRig rig="threePt" dir="t">
-              <a:rot lat="0" lon="0" rev="1200000"/>
-            </a:lightRig>
-          </a:scene3d>
-          <a:sp3d>
-            <a:bevelT w="63500" h="25400"/>
-          </a:sp3d>
         </a:effectStyle>
       </a:effectStyleLst>
       <a:bgFillStyleLst>
         <a:solidFill>
           <a:schemeClr val="phClr"/>
         </a:solidFill>
+        <a:solidFill>
+          <a:schemeClr val="phClr">
+            <a:tint val="95000"/>
+            <a:satMod val="170000"/>
+          </a:schemeClr>
+        </a:solidFill>
         <a:gradFill rotWithShape="1">
           <a:gsLst>
             <a:gs pos="0">
               <a:schemeClr val="phClr">
-                <a:tint val="40000"/>
-                <a:satMod val="350000"/>
+                <a:tint val="93000"/>
+                <a:satMod val="150000"/>
+                <a:shade val="98000"/>
+                <a:lumMod val="102000"/>
               </a:schemeClr>
             </a:gs>
-            <a:gs pos="40000">
+            <a:gs pos="50000">
               <a:schemeClr val="phClr">
-                <a:tint val="45000"/>
-                <a:shade val="99000"/>
-                <a:satMod val="350000"/>
+                <a:tint val="98000"/>
+                <a:satMod val="130000"/>
+                <a:shade val="90000"/>
+                <a:lumMod val="103000"/>
               </a:schemeClr>
             </a:gs>
             <a:gs pos="100000">
               <a:schemeClr val="phClr">
-                <a:shade val="20000"/>
-                <a:satMod val="255000"/>
+                <a:shade val="63000"/>
+                <a:satMod val="120000"/>
               </a:schemeClr>
             </a:gs>
           </a:gsLst>
-          <a:path path="circle">
-            <a:fillToRect l="50000" t="-80000" r="50000" b="180000"/>
-          </a:path>
-        </a:gradFill>
-        <a:gradFill rotWithShape="1">
-          <a:gsLst>
-            <a:gs pos="0">
-              <a:schemeClr val="phClr">
-                <a:tint val="80000"/>
-                <a:satMod val="300000"/>
-              </a:schemeClr>
-            </a:gs>
-            <a:gs pos="100000">
-              <a:schemeClr val="phClr">
-                <a:shade val="30000"/>
-                <a:satMod val="200000"/>
-              </a:schemeClr>
-            </a:gs>
-          </a:gsLst>
-          <a:path path="circle">
-            <a:fillToRect l="50000" t="50000" r="50000" b="50000"/>
-          </a:path>
+          <a:lin ang="5400000" scaled="0"/>
         </a:gradFill>
       </a:bgFillStyleLst>
     </a:fmtScheme>
   </a:themeElements>
-  <a:objectDefaults>
-    <a:spDef>
-      <a:spPr/>
-      <a:bodyPr/>
-      <a:lstStyle/>
-      <a:style>
-        <a:lnRef idx="1">
-          <a:schemeClr val="accent1"/>
-        </a:lnRef>
-        <a:fillRef idx="3">
-          <a:schemeClr val="accent1"/>
-        </a:fillRef>
-        <a:effectRef idx="2">
-          <a:schemeClr val="accent1"/>
-        </a:effectRef>
-        <a:fontRef idx="minor">
-          <a:schemeClr val="lt1"/>
-        </a:fontRef>
-      </a:style>
-    </a:spDef>
-    <a:lnDef>
-      <a:spPr/>
-      <a:bodyPr/>
-      <a:lstStyle/>
-      <a:style>
-        <a:lnRef idx="2">
-          <a:schemeClr val="accent1"/>
-        </a:lnRef>
-        <a:fillRef idx="0">
-          <a:schemeClr val="accent1"/>
-        </a:fillRef>
-        <a:effectRef idx="1">
-          <a:schemeClr val="accent1"/>
-        </a:effectRef>
-        <a:fontRef idx="minor">
-          <a:schemeClr val="tx1"/>
-        </a:fontRef>
-      </a:style>
-    </a:lnDef>
-  </a:objectDefaults>
+  <a:objectDefaults/>
   <a:extraClrSchemeLst/>
+  <a:extLst>
+    <a:ext uri="{05A4C25C-085E-4340-85A3-A5531E510DB2}">
+      <thm15:themeFamily xmlns:thm15="http://schemas.microsoft.com/office/thememl/2012/main" name="Office Theme" id="{2E142A2C-CD16-42D6-873A-C26D2A0506FA}" vid="{1BDDFF52-6CD6-40A5-AB3C-68EB2F1E4D0A}"/>
+    </a:ext>
+  </a:extLst>
 </a:theme>
 </file>